--- a/review/revision-1/Response-to-Reviewer-2.docx
+++ b/review/revision-1/Response-to-Reviewer-2.docx
@@ -267,7 +267,7 @@
                 <w:sz w:val="23"/>
                 <w:szCs w:val="23"/>
               </w:rPr>
-              <w:t xml:space="preserve">Not supplied</w:t>
+              <w:t xml:space="preserve">4/5 stars</w:t>
             </w:r>
           </w:p>
         </w:tc>
@@ -356,7 +356,7 @@
                 <w:sz w:val="23"/>
                 <w:szCs w:val="23"/>
               </w:rPr>
-              <w:t xml:space="preserve">Not supplied</w:t>
+              <w:t xml:space="preserve">4/5 stars</w:t>
             </w:r>
           </w:p>
         </w:tc>
@@ -445,7 +445,7 @@
                 <w:sz w:val="23"/>
                 <w:szCs w:val="23"/>
               </w:rPr>
-              <w:t xml:space="preserve">Not supplied</w:t>
+              <w:t xml:space="preserve">3/5 stars</w:t>
             </w:r>
           </w:p>
         </w:tc>
@@ -534,7 +534,7 @@
                 <w:sz w:val="23"/>
                 <w:szCs w:val="23"/>
               </w:rPr>
-              <w:t xml:space="preserve">Not supplied</w:t>
+              <w:t xml:space="preserve">3/5 stars</w:t>
             </w:r>
           </w:p>
         </w:tc>
@@ -623,7 +623,7 @@
                 <w:sz w:val="23"/>
                 <w:szCs w:val="23"/>
               </w:rPr>
-              <w:t xml:space="preserve">Not supplied</w:t>
+              <w:t xml:space="preserve">The English is fine and does not require any improvement.</w:t>
             </w:r>
           </w:p>
         </w:tc>
@@ -651,7 +651,7 @@
                 <w:sz w:val="23"/>
                 <w:szCs w:val="23"/>
               </w:rPr>
-              <w:t xml:space="preserve">See Response 9 and Section 4 below for language and figure corrections.</w:t>
+              <w:t xml:space="preserve">Thank you. The wording and typographical issues in Comment 9 have been corrected.</w:t>
             </w:r>
           </w:p>
         </w:tc>
@@ -2671,41 +2671,41 @@
                 <w:sz w:val="23"/>
                 <w:szCs w:val="23"/>
               </w:rPr>
-              <w:t xml:space="preserve">The supplied review identifies figure wording and typographical issues in Comment 9; no separate English-language rating was supplied.</w:t>
-            </w:r>
-          </w:p>
-        </w:tc>
-      </w:tr>
-      <w:tr>
-        <w:trPr>
-          <w:cantSplit/>
-        </w:trPr>
-        <w:tc>
-          <w:tcPr>
-            <w:tcW w:w="8834" w:type="dxa"/>
-            <w:gridSpan w:val="3"/>
-          </w:tcPr>
-          <w:p>
-            <w:pPr>
-              <w:rPr>
-                <w:rFonts w:ascii="Palatino Linotype" w:hAnsi="Palatino Linotype"/>
-                <w:i/>
-                <w:iCs/>
-                <w:color w:val="FF0000"/>
-              </w:rPr>
-              <w:pStyle w:val="Normal"/>
-              <w:spacing w:before="0" w:after="120" w:line="260" w:lineRule="auto"/>
-              <w:widowControl w:val="1"/>
-              <w:keepLines/>
-            </w:pPr>
-            <w:r>
-              <w:rPr>
-                <w:rFonts w:ascii="Palatino Linotype" w:hAnsi="Palatino Linotype"/>
-                <w:color w:val="FF0000"/>
-                <w:sz w:val="23"/>
-                <w:szCs w:val="23"/>
-              </w:rPr>
-              <w:t xml:space="preserve">Response: The manuscript has been edited for direct, evidence-based phrasing, consistent terminology and concision. Figure wording and bibliography formatting have been corrected.</w:t>
+              <w:t xml:space="preserve">The English is fine and does not require any improvement.</w:t>
+            </w:r>
+          </w:p>
+        </w:tc>
+      </w:tr>
+      <w:tr>
+        <w:trPr>
+          <w:cantSplit/>
+        </w:trPr>
+        <w:tc>
+          <w:tcPr>
+            <w:tcW w:w="8834" w:type="dxa"/>
+            <w:gridSpan w:val="3"/>
+          </w:tcPr>
+          <w:p>
+            <w:pPr>
+              <w:rPr>
+                <w:rFonts w:ascii="Palatino Linotype" w:hAnsi="Palatino Linotype"/>
+                <w:i/>
+                <w:iCs/>
+                <w:color w:val="FF0000"/>
+              </w:rPr>
+              <w:pStyle w:val="Normal"/>
+              <w:spacing w:before="0" w:after="120" w:line="260" w:lineRule="auto"/>
+              <w:widowControl w:val="1"/>
+              <w:keepLines/>
+            </w:pPr>
+            <w:r>
+              <w:rPr>
+                <w:rFonts w:ascii="Palatino Linotype" w:hAnsi="Palatino Linotype"/>
+                <w:color w:val="FF0000"/>
+                <w:sz w:val="23"/>
+                <w:szCs w:val="23"/>
+              </w:rPr>
+              <w:t xml:space="preserve">Response: Thank you for this assessment. We have corrected the figure wording and typographical issues identified in Comment 9 and checked terminology for consistency.</w:t>
             </w:r>
           </w:p>
         </w:tc>
@@ -2775,7 +2775,7 @@
                 <w:sz w:val="23"/>
                 <w:szCs w:val="23"/>
               </w:rPr>
-              <w:t xml:space="preserve">The general-evaluation ratings were not included in the supplied review, so the example ratings in the template have not been attributed to the reviewer. The revised manuscript and supplement distinguish completed analytical checks from proposed implementation and field evaluation. The manuscript remains anonymous.</w:t>
+              <w:t xml:space="preserve">The revised manuscript and supplement distinguish completed analytical checks from proposed implementation and field evaluation. The manuscript remains anonymous.</w:t>
             </w:r>
           </w:p>
         </w:tc>

--- a/review/revision-1/Response-to-Reviewer-2.docx
+++ b/review/revision-1/Response-to-Reviewer-2.docx
@@ -893,7 +893,7 @@
                 <w:sz w:val="23"/>
                 <w:szCs w:val="23"/>
               </w:rPr>
-              <w:t xml:space="preserve">Response 2: We replaced the empty Figure 3 with a populated heatmap generated from 49 claim records covering 23 full-text mechanism studies. Rows identify object–assurance pairs and columns identify lifecycle stages. Each cell counts distinct studies supporting that exact association; the script does not construct unsupported combinations from separate labels. The lower panel reports overlapping L0–L5 evidence profiles.</w:t>
+              <w:t xml:space="preserve">Response 2: Figure 3 now combines the original OAL framework schematic in panel (a) with a populated heatmap in panel (b), generated from 49 claim records covering 23 full-text mechanism studies. Rows identify object–assurance pairs and columns identify lifecycle stages. Each cell counts distinct studies supporting that exact association; the script does not construct unsupported combinations from separate labels. The summary below the heatmap reports overlapping L0–L5 evidence profiles.</w:t>
             </w:r>
           </w:p>
         </w:tc>
@@ -2293,7 +2293,7 @@
                 <w:sz w:val="23"/>
                 <w:szCs w:val="23"/>
               </w:rPr>
-              <w:t xml:space="preserve">Response 8: The manuscript has been shortened from approximately 13,389 to 9,743 words using the same source-text counting procedure, a reduction of 27.2%. This estimate excludes the bibliography and is used consistently for the two versions. The core OAL vocabulary and appraisal/decision distinction are retained while repeated qualifications and overlapping explanations are consolidated.</w:t>
+              <w:t xml:space="preserve">Response 8: The manuscript has been shortened from approximately 13,389 to 9,771 words using the same source-text counting procedure, a reduction of 27.0%. This estimate excludes the bibliography and is used consistently for the two versions. The core OAL vocabulary and appraisal/decision distinction are retained while repeated qualifications and overlapping explanations are consolidated.</w:t>
             </w:r>
           </w:p>
         </w:tc>
@@ -2532,41 +2532,41 @@
                 <w:sz w:val="23"/>
                 <w:szCs w:val="23"/>
               </w:rPr>
-              <w:t xml:space="preserve">Response 9: All seven publication figures have been redrawn as vector PDFs with larger labels. Figure 2 now uses “Mission-use suitability”; Figure 4 uses “Causal hypotheses”, “Benign degradation” and “Both may coexist”. Figure 3 is the populated coverage heatmap, and Figure 7 is a schematic of complementary evidence forms.</w:t>
-            </w:r>
-          </w:p>
-        </w:tc>
-      </w:tr>
-      <w:tr>
-        <w:trPr>
-          <w:cantSplit/>
-        </w:trPr>
-        <w:tc>
-          <w:tcPr>
-            <w:tcW w:w="8834" w:type="dxa"/>
-            <w:gridSpan w:val="3"/>
-          </w:tcPr>
-          <w:p>
-            <w:pPr>
-              <w:rPr>
-                <w:rFonts w:ascii="Palatino Linotype" w:hAnsi="Palatino Linotype"/>
-                <w:i/>
-                <w:iCs/>
-                <w:color w:val="FF0000"/>
-              </w:rPr>
-              <w:pStyle w:val="Normal"/>
-              <w:spacing w:before="0" w:after="120" w:line="260" w:lineRule="auto"/>
-              <w:widowControl w:val="1"/>
-              <w:keepLines/>
-            </w:pPr>
-            <w:r>
-              <w:rPr>
-                <w:rFonts w:ascii="Palatino Linotype" w:hAnsi="Palatino Linotype"/>
-                <w:color w:val="FF0000"/>
-                <w:sz w:val="23"/>
-                <w:szCs w:val="23"/>
-              </w:rPr>
-              <w:t xml:space="preserve">The revised figures use only programmatic vector drawing and text. No photographic, stock or image-generation assets are used, and the generation script is supplied. This gives the revised Figure 7 an explicit, reproducible provenance. The figures and compiled pages have been visually checked for legibility.</w:t>
+              <w:t xml:space="preserve">Response 9: The original figures were prepared in Visio and exported to PDF with vector text and diagram geometry. We have revised the editable source to enlarge labels and improve spacing in Figures 1, 4, 5, and 6 while retaining their original visual structure, and checked the revised exports at their final size in the manuscript. Figure 2 now uses “Mission-use Suitability”; Figure 4 uses “Causal hypotheses”, “Benign degradation” and “Causes may coexist”. Figure 3 retains the OAL schematic alongside the populated coverage heatmap.</w:t>
+            </w:r>
+          </w:p>
+        </w:tc>
+      </w:tr>
+      <w:tr>
+        <w:trPr>
+          <w:cantSplit/>
+        </w:trPr>
+        <w:tc>
+          <w:tcPr>
+            <w:tcW w:w="8834" w:type="dxa"/>
+            <w:gridSpan w:val="3"/>
+          </w:tcPr>
+          <w:p>
+            <w:pPr>
+              <w:rPr>
+                <w:rFonts w:ascii="Palatino Linotype" w:hAnsi="Palatino Linotype"/>
+                <w:i/>
+                <w:iCs/>
+                <w:color w:val="FF0000"/>
+              </w:rPr>
+              <w:pStyle w:val="Normal"/>
+              <w:spacing w:before="0" w:after="120" w:line="260" w:lineRule="auto"/>
+              <w:widowControl w:val="1"/>
+              <w:keepLines/>
+            </w:pPr>
+            <w:r>
+              <w:rPr>
+                <w:rFonts w:ascii="Palatino Linotype" w:hAnsi="Palatino Linotype"/>
+                <w:color w:val="FF0000"/>
+                <w:sz w:val="23"/>
+                <w:szCs w:val="23"/>
+              </w:rPr>
+              <w:t xml:space="preserve">In Figure 7, the six photo-realistic illustrations have been replaced with schematic representations of the evidence forms. The six equal panels and category colors are retained. The new schematics consist of native Visio shapes and connectors; no photographic, stock or generated-image assets are used in this figure. The editable Visio source and PDF export script are supplied.</w:t>
             </w:r>
           </w:p>
         </w:tc>

--- a/review/revision-1/Response-to-Reviewer-2.docx
+++ b/review/revision-1/Response-to-Reviewer-2.docx
@@ -790,7 +790,7 @@
                 <w:sz w:val="23"/>
                 <w:szCs w:val="23"/>
               </w:rPr>
-              <w:t xml:space="preserve">The supplement includes the complete query list and a disposition for every original citation. The paper states that historical rejection decisions were not fully retained and does not invent a retrospective screening flow. It also discloses the purposive 23-study full-text sample, the coding unit, evidence categories, aggregation rules and absence of independent duplicate coding. This makes the narrative review’s coverage and reproducibility limits explicit.</w:t>
+              <w:t xml:space="preserve">The supplements provide the original query list, all original-citation dispositions and an expansion register. Targeted checks through 25 October 2026 revisited the 14 previously uncoded original candidates, recovered four, and added eight domain studies plus four already cited consensus comparators. Ten original candidates remained unavailable or only partly inspectable. Section 2 separates these access outcomes from scientific eligibility and distinguishes the final 39-study analytical sample from the 123-reference bibliography. Historical rejection decisions and search rankings were not fully retained; no retrospective systematic-screening flow is reconstructed. Coding remains a single extraction process with source checks and explicit sensitivity analyses.</w:t>
             </w:r>
           </w:p>
         </w:tc>
@@ -893,75 +893,75 @@
                 <w:sz w:val="23"/>
                 <w:szCs w:val="23"/>
               </w:rPr>
-              <w:t xml:space="preserve">Response 2: Figure 3 now combines the original OAL framework schematic in panel (a) with a populated heatmap in panel (b), generated from 49 claim records covering 23 full-text mechanism studies. Rows identify object–assurance pairs and columns identify lifecycle stages. Each cell counts distinct studies supporting that exact association; the script does not construct unsupported combinations from separate labels. The summary below the heatmap reports overlapping L0–L5 evidence profiles.</w:t>
-            </w:r>
-          </w:p>
-        </w:tc>
-      </w:tr>
-      <w:tr>
-        <w:trPr>
-          <w:cantSplit/>
-        </w:trPr>
-        <w:tc>
-          <w:tcPr>
-            <w:tcW w:w="8834" w:type="dxa"/>
-            <w:gridSpan w:val="3"/>
-          </w:tcPr>
-          <w:p>
-            <w:pPr>
-              <w:rPr>
-                <w:rFonts w:ascii="Palatino Linotype" w:hAnsi="Palatino Linotype"/>
-                <w:i/>
-                <w:iCs/>
-                <w:color w:val="FF0000"/>
-              </w:rPr>
-              <w:pStyle w:val="Normal"/>
-              <w:spacing w:before="0" w:after="120" w:line="260" w:lineRule="auto"/>
-              <w:widowControl w:val="1"/>
-              <w:keepLines/>
-            </w:pPr>
-            <w:r>
-              <w:rPr>
-                <w:rFonts w:ascii="Palatino Linotype" w:hAnsi="Palatino Linotype"/>
-                <w:color w:val="FF0000"/>
-                <w:sz w:val="23"/>
-                <w:szCs w:val="23"/>
-              </w:rPr>
-              <w:t xml:space="preserve">Table 2 identifies the sampled groups, while Section 5.2 explains the concentration in admission integrity and data provenance/governance and the transitions that need complementary evidence. The supplementary mapping gives each study’s claim, object, assurance layer, supported stages, evidence profile, evaluation scope and passage locator. It distinguishes conceptual architecture, recorded-data analysis and implemented prototypes.</w:t>
-            </w:r>
-          </w:p>
-        </w:tc>
-      </w:tr>
-      <w:tr>
-        <w:trPr>
-          <w:cantSplit/>
-        </w:trPr>
-        <w:tc>
-          <w:tcPr>
-            <w:tcW w:w="8834" w:type="dxa"/>
-            <w:gridSpan w:val="3"/>
-          </w:tcPr>
-          <w:p>
-            <w:pPr>
-              <w:rPr>
-                <w:rFonts w:ascii="Palatino Linotype" w:hAnsi="Palatino Linotype"/>
-                <w:i/>
-                <w:iCs/>
-                <w:color w:val="FF0000"/>
-              </w:rPr>
-              <w:pStyle w:val="Normal"/>
-              <w:spacing w:before="0" w:after="120" w:line="260" w:lineRule="auto"/>
-              <w:widowControl w:val="1"/>
-              <w:keepLines/>
-            </w:pPr>
-            <w:r>
-              <w:rPr>
-                <w:rFonts w:ascii="Palatino Linotype" w:hAnsi="Palatino Linotype"/>
-                <w:color w:val="FF0000"/>
-                <w:sz w:val="23"/>
-                <w:szCs w:val="23"/>
-              </w:rPr>
-              <w:t xml:space="preserve">The numerical map is explicitly a disclosed sample, rather than a map of all 141 original citations. Reviews, standards, operational-control papers and evaluation resources have separate roles; 14 original mechanism candidates remain outside completed full-text coding. Section 10 identifies this coverage and single-extraction limitation. Consequently, zero cells are interpreted as “not observed in the coded sample”, not evidence that the wider field is empty.</w:t>
+              <w:t xml:space="preserve">Response 2: Figure 3 combines the original OAL schematic in panel (a) with a heatmap in panel (b), computed from 89 scoped claims across 39 full-text mechanism studies. Nineteen studies target UAV, maritime AIS or underwater applications; twenty supply transferable mechanisms. Each cell counts distinct studies for an exact object–assurance–stage association, and the L0–L5 summary permits overlapping forms. The study register distinguishes intended domain from actual evaluation setting. All 96 native Visio cell values are checked against the released CSV.</w:t>
+            </w:r>
+          </w:p>
+        </w:tc>
+      </w:tr>
+      <w:tr>
+        <w:trPr>
+          <w:cantSplit/>
+        </w:trPr>
+        <w:tc>
+          <w:tcPr>
+            <w:tcW w:w="8834" w:type="dxa"/>
+            <w:gridSpan w:val="3"/>
+          </w:tcPr>
+          <w:p>
+            <w:pPr>
+              <w:rPr>
+                <w:rFonts w:ascii="Palatino Linotype" w:hAnsi="Palatino Linotype"/>
+                <w:i/>
+                <w:iCs/>
+                <w:color w:val="FF0000"/>
+              </w:rPr>
+              <w:pStyle w:val="Normal"/>
+              <w:spacing w:before="0" w:after="120" w:line="260" w:lineRule="auto"/>
+              <w:widowControl w:val="1"/>
+              <w:keepLines/>
+            </w:pPr>
+            <w:r>
+              <w:rPr>
+                <w:rFonts w:ascii="Palatino Linotype" w:hAnsi="Palatino Linotype"/>
+                <w:color w:val="FF0000"/>
+                <w:sz w:val="23"/>
+                <w:szCs w:val="23"/>
+              </w:rPr>
+              <w:t xml:space="preserve">Section 5.3 and Table 5 now make OAL’s analytical effect concrete. They distinguish original AIS-message protection from receiver-ledger provenance, physical corroboration from authentication, measured endpoint integrity from task suitability, and replicated-log recovery from dependent-product invalidation. Positive continuity mechanisms are included: UAV trust updates and routing adaptation already connect changed behavior to continued cooperation. One study reports an eight-UAV-node physical experiment, coded L3/L4 for cooperation/path adaptation, with its separate container consensus benchmark kept at L3. Desktop underwater cryptography, terrestrial-data proxy learning and PBFT’s unimplemented view-change path retain narrower evidence scopes. These comparisons identify specific composition requirements without treating every claim in a paper as validated by one prototype.</w:t>
+            </w:r>
+          </w:p>
+        </w:tc>
+      </w:tr>
+      <w:tr>
+        <w:trPr>
+          <w:cantSplit/>
+        </w:trPr>
+        <w:tc>
+          <w:tcPr>
+            <w:tcW w:w="8834" w:type="dxa"/>
+            <w:gridSpan w:val="3"/>
+          </w:tcPr>
+          <w:p>
+            <w:pPr>
+              <w:rPr>
+                <w:rFonts w:ascii="Palatino Linotype" w:hAnsi="Palatino Linotype"/>
+                <w:i/>
+                <w:iCs/>
+                <w:color w:val="FF0000"/>
+              </w:rPr>
+              <w:pStyle w:val="Normal"/>
+              <w:spacing w:before="0" w:after="120" w:line="260" w:lineRule="auto"/>
+              <w:widowControl w:val="1"/>
+              <w:keepLines/>
+            </w:pPr>
+            <w:r>
+              <w:rPr>
+                <w:rFonts w:ascii="Palatino Linotype" w:hAnsi="Palatino Linotype"/>
+                <w:color w:val="FF0000"/>
+                <w:sz w:val="23"/>
+                <w:szCs w:val="23"/>
+              </w:rPr>
+              <w:t xml:space="preserve">Section 5.4 and Table 6 report inclusion and coding sensitivity. Removing the four generic consensus papers leaves 35 studies, all 25 occupied cells and the same leading cell (D/G/F, 12 studies). The direct-domain stratum instead leads with E/G/A (six studies), making selection effects visible. Excluding conceptual-only work or the proxy-data study, varying entity/platform identity coding, and all 39 leave-one-out maps are reproducible. A conservative L3-only reading of the bounded physical experiment removes L4 without changing the heatmap. The 71 zero cells are not interpreted as 71 research gaps. The reference-role register distinguishes 39 coded mechanisms from 84 contextual/evaluation references, and Section 10 states availability and single-extraction limits.</w:t>
             </w:r>
           </w:p>
         </w:tc>
@@ -1234,7 +1234,7 @@
                 <w:sz w:val="23"/>
                 <w:szCs w:val="23"/>
               </w:rPr>
-              <w:t xml:space="preserve">Section 7.2 and Table 7 replace the illustrative protocol list with requirements for fault domains, partition behavior, a stated deadline, membership epochs, heterogeneous nodes, power and constrained-link traffic. The analysis considers Raft, classical/SmartBFT, HotStuff, CometBFT, authority-based, DAG-based and IoT-oriented designs, with a full supplementary requirement matrix. CometBFT is described by its round/vote/gossip protocol rather than equated with HotStuff. Narwhal dissemination and Tusk ordering are distinguished. The mapping leads to crash replication for a single operator, Byzantine ordering plus joint application validation (or an equivalent log) for the shore coalition, and local signed records with delayed reconciliation for a disconnected UUV group. Švarcmajer et al. is included as a requirement-driven selection reference.</w:t>
+              <w:t xml:space="preserve">Section 7.2 and Table 9 replace the illustrative protocol list with requirements for fault domains, partition behavior, a stated deadline, membership epochs, heterogeneous nodes, power and constrained-link traffic. The analysis considers Raft, classical/SmartBFT, HotStuff, CometBFT, authority-based, DAG-based and IoT-oriented designs, with a full supplementary requirement matrix. CometBFT is described by its round/vote/gossip protocol rather than equated with HotStuff. Narwhal dissemination and Tusk ordering are distinguished. The mapping leads to crash replication for a single operator, Byzantine ordering plus joint application validation (or an equivalent log) for the shore coalition, and local signed records with delayed reconciliation for a disconnected UUV group. Švarcmajer et al. is included as a requirement-driven selection reference.</w:t>
             </w:r>
           </w:p>
         </w:tc>
@@ -1609,7 +1609,7 @@
                 <w:sz w:val="23"/>
                 <w:szCs w:val="23"/>
               </w:rPr>
-              <w:t xml:space="preserve">Section 7.4 and Table 9 calculate payload serialization at 100, 1000 and 5000 bit/s, including Ed25519 and ML-DSA-44 signature lengths. At 100 bit/s, the 220-byte Ed25519 batch needs at least 17.60 s and the 2576-byte ML-DSA-44 batch 206.08 s; a source record with proof and three-signature receipt is 697 bytes. Propagation, retries, provisioning and transport overhead are identified separately. Full Fabric envelopes and measured deployment performance have not been produced in this revision; the paper reports exact application bytes and an implementable design, not an unmeasured transaction-size or throughput claim.</w:t>
+              <w:t xml:space="preserve">Section 7.4 and Table 11 calculate payload serialization at 100, 1000 and 5000 bit/s, including Ed25519 and ML-DSA-44 signature lengths. At 100 bit/s, the 220-byte Ed25519 batch needs at least 17.60 s and the 2576-byte ML-DSA-44 batch 206.08 s; a source record with proof and three-signature receipt is 697 bytes. Propagation, retries, provisioning and transport overhead are identified separately. Full Fabric envelopes and measured deployment performance have not been produced in this revision; the paper reports exact application bytes and an implementable design, not an unmeasured transaction-size or throughput claim.</w:t>
             </w:r>
           </w:p>
         </w:tc>
@@ -2053,7 +2053,7 @@
                 <w:sz w:val="23"/>
                 <w:szCs w:val="23"/>
               </w:rPr>
-              <w:t xml:space="preserve">Table 6 includes the requested scalar comparison. A mean of the same five features yields 0.99, 0.89 and 0.79 and accepts all three at a 0.75 threshold. A veto-aware scalar policy agrees with the structured rule on all outcomes. This stronger comparator avoids claiming that a scalar representation necessarily discards the relevant information.</w:t>
+              <w:t xml:space="preserve">Table 8 includes the requested scalar comparison. A mean of the same five features yields 0.99, 0.89 and 0.79 and accepts all three at a 0.75 threshold. A veto-aware scalar policy agrees with the structured rule on all outcomes. This stronger comparator avoids claiming that a scalar representation necessarily discards the relevant information.</w:t>
             </w:r>
           </w:p>
         </w:tc>
@@ -2293,7 +2293,7 @@
                 <w:sz w:val="23"/>
                 <w:szCs w:val="23"/>
               </w:rPr>
-              <w:t xml:space="preserve">Response 8: The manuscript has been shortened from approximately 13,389 to 9,771 words using the same source-text counting procedure, a reduction of 27.0%. This estimate excludes the bibliography and is used consistently for the two versions. The core OAL vocabulary and appraisal/decision distinction are retained while repeated qualifications and overlapping explanations are consolidated.</w:t>
+              <w:t xml:space="preserve">Response 8: The manuscript has been shortened from approximately 13,389 to 10,109 words using the same source-text counting procedure, a reduction of 24.5%. The estimate excludes the bibliography. The revision combines this reduction with the expanded full-text mapping, comparative synthesis and sensitivity analysis by consolidating repeated explanations and qualifications. The core OAL vocabulary and appraisal/decision distinction are retained.</w:t>
             </w:r>
           </w:p>
         </w:tc>
@@ -2600,7 +2600,7 @@
                 <w:sz w:val="23"/>
                 <w:szCs w:val="23"/>
               </w:rPr>
-              <w:t xml:space="preserve">The bibliography has been checked and rebuilt. Mui et al. is dated 2002, the stray leading “1” is removed from the Kshetri title, and conference booktitles no longer duplicate the style-generated “Proceedings of”. The full Fabric paper title and the ARCADIAN-IoT chapter’s print year are also corrected. Redundant citations removed during shortening and the newly added references are reflected in the revised bibliography; numbering therefore differs from the original review.</w:t>
+              <w:t xml:space="preserve">The bibliography has been checked and rebuilt with 123 cited entries. Mui et al. is dated 2002, the stray leading “1” is removed from the Kshetri title, and conference booktitles no longer duplicate the style-generated “Proceedings of”. The Fabric title and ARCADIAN-IoT print year are corrected. The Varshosaz article uses its 2020 journal issue while retaining its stable bibliography key. Newly added domain papers were checked against DOI metadata. The supplementary reference-role register identifies the 39 numerically coded studies; numbering follows the revised manuscript.</w:t>
             </w:r>
           </w:p>
         </w:tc>

--- a/review/revision-1/Response-to-Reviewer-2.docx
+++ b/review/revision-1/Response-to-Reviewer-2.docx
@@ -2293,7 +2293,7 @@
                 <w:sz w:val="23"/>
                 <w:szCs w:val="23"/>
               </w:rPr>
-              <w:t xml:space="preserve">Response 8: The manuscript has been shortened from approximately 13,389 to 10,109 words using the same source-text counting procedure, a reduction of 24.5%. The estimate excludes the bibliography. The revision combines this reduction with the expanded full-text mapping, comparative synthesis and sensitivity analysis by consolidating repeated explanations and qualifications. The core OAL vocabulary and appraisal/decision distinction are retained.</w:t>
+              <w:t xml:space="preserve">Response 8: The manuscript has been shortened from approximately 13,389 to 9,936 words using the same source-text counting procedure, a reduction of 25.8%. The estimate excludes the bibliography. The revision combines this reduction with the expanded full-text mapping, comparative synthesis and sensitivity analysis by consolidating repeated explanations and qualifications. The core OAL vocabulary and appraisal/decision distinction are retained.</w:t>
             </w:r>
           </w:p>
         </w:tc>
@@ -2532,41 +2532,41 @@
                 <w:sz w:val="23"/>
                 <w:szCs w:val="23"/>
               </w:rPr>
-              <w:t xml:space="preserve">Response 9: The original figures were prepared in Visio and exported to PDF with vector text and diagram geometry. We have revised the editable source to enlarge labels and improve spacing in Figures 1, 4, 5, and 6 while retaining their original visual structure, and checked the revised exports at their final size in the manuscript. Figure 2 now uses “Mission-use Suitability”; Figure 4 uses “Causal hypotheses”, “Benign degradation” and “Causes may coexist”. Figure 3 retains the OAL schematic alongside the populated coverage heatmap.</w:t>
-            </w:r>
-          </w:p>
-        </w:tc>
-      </w:tr>
-      <w:tr>
-        <w:trPr>
-          <w:cantSplit/>
-        </w:trPr>
-        <w:tc>
-          <w:tcPr>
-            <w:tcW w:w="8834" w:type="dxa"/>
-            <w:gridSpan w:val="3"/>
-          </w:tcPr>
-          <w:p>
-            <w:pPr>
-              <w:rPr>
-                <w:rFonts w:ascii="Palatino Linotype" w:hAnsi="Palatino Linotype"/>
-                <w:i/>
-                <w:iCs/>
-                <w:color w:val="FF0000"/>
-              </w:rPr>
-              <w:pStyle w:val="Normal"/>
-              <w:spacing w:before="0" w:after="120" w:line="260" w:lineRule="auto"/>
-              <w:widowControl w:val="1"/>
-              <w:keepLines/>
-            </w:pPr>
-            <w:r>
-              <w:rPr>
-                <w:rFonts w:ascii="Palatino Linotype" w:hAnsi="Palatino Linotype"/>
-                <w:color w:val="FF0000"/>
-                <w:sz w:val="23"/>
-                <w:szCs w:val="23"/>
-              </w:rPr>
-              <w:t xml:space="preserve">In Figure 7, the six photo-realistic illustrations have been replaced with schematic representations of the evidence forms. The six equal panels and category colors are retained. The new schematics consist of native Visio shapes and connectors; no photographic, stock or generated-image assets are used in this figure. The editable Visio source and PDF export script are supplied.</w:t>
+              <w:t xml:space="preserve">Response 9: The original figures were prepared in Visio and exported to PDF with vector text and diagram geometry. We have revised the editable source to enlarge labels and improve spacing in Figures 1, 4, 5, and 6 while retaining their original visual structure, and checked the revised exports at their final size in the manuscript. Figure 2 now uses “Mission-use Suitability”; Figure 4 uses “Causal hypotheses”, “Benign degradation” and “Causes may coexist”. Figure 3 retains the OAL schematic alongside the populated coverage heatmap. Figure 5 is placed with the CTG discussion on a text page.</w:t>
+            </w:r>
+          </w:p>
+        </w:tc>
+      </w:tr>
+      <w:tr>
+        <w:trPr>
+          <w:cantSplit/>
+        </w:trPr>
+        <w:tc>
+          <w:tcPr>
+            <w:tcW w:w="8834" w:type="dxa"/>
+            <w:gridSpan w:val="3"/>
+          </w:tcPr>
+          <w:p>
+            <w:pPr>
+              <w:rPr>
+                <w:rFonts w:ascii="Palatino Linotype" w:hAnsi="Palatino Linotype"/>
+                <w:i/>
+                <w:iCs/>
+                <w:color w:val="FF0000"/>
+              </w:rPr>
+              <w:pStyle w:val="Normal"/>
+              <w:spacing w:before="0" w:after="120" w:line="260" w:lineRule="auto"/>
+              <w:widowControl w:val="1"/>
+              <w:keepLines/>
+            </w:pPr>
+            <w:r>
+              <w:rPr>
+                <w:rFonts w:ascii="Palatino Linotype" w:hAnsi="Palatino Linotype"/>
+                <w:color w:val="FF0000"/>
+                <w:sz w:val="23"/>
+                <w:szCs w:val="23"/>
+              </w:rPr>
+              <w:t xml:space="preserve">In Figure 7, the six photo-realistic illustrations have been replaced with text-and-box diagrams showing the inputs, reasoning or evaluation, and outputs associated with each evidence form. The six equal panels and category colors are retained. All diagram elements are native Visio text boxes and connecting arrows; no photographic, stock or generated-image assets are used. The editable Visio source, diagram-building script and PDF export script are supplied.</w:t>
             </w:r>
           </w:p>
         </w:tc>

--- a/review/revision-1/Response-to-Reviewer-2.docx
+++ b/review/revision-1/Response-to-Reviewer-2.docx
@@ -119,7 +119,7 @@
                 <w:sz w:val="23"/>
                 <w:szCs w:val="23"/>
               </w:rPr>
-              <w:t xml:space="preserve">Thank you for reviewing the manuscript. The revision applies OAL to a disclosed full-text sample, adds a partition–revocation–reconciliation case and a specified ledger application, strengthens the witnessed-log comparison and consensus selection, and consolidates the discussion. The accompanying clean and marked manuscripts identify the changes. Section, table and figure references below refer to the revised manuscript.</w:t>
+              <w:t xml:space="preserve">Thank you for reviewing the manuscript. The revision applies OAL to a disclosed full-text sample, adds a partition–revocation–reconciliation case and a specified ledger application, strengthens the witnessed-log comparison and consensus selection, and consolidates the discussion. Section, table and figure references below refer to the revised manuscript.</w:t>
             </w:r>
           </w:p>
         </w:tc>

--- a/review/revision-1/Response-to-Reviewer-2.docx
+++ b/review/revision-1/Response-to-Reviewer-2.docx
@@ -2293,7 +2293,7 @@
                 <w:sz w:val="23"/>
                 <w:szCs w:val="23"/>
               </w:rPr>
-              <w:t xml:space="preserve">Response 8: The manuscript has been shortened from approximately 13,389 to 9,936 words using the same source-text counting procedure, a reduction of 25.8%. The estimate excludes the bibliography. The revision combines this reduction with the expanded full-text mapping, comparative synthesis and sensitivity analysis by consolidating repeated explanations and qualifications. The core OAL vocabulary and appraisal/decision distinction are retained.</w:t>
+              <w:t xml:space="preserve">Response 8: The manuscript has been shortened from approximately 13,389 to 9,732 words using the same source-text counting procedure, a reduction of 27.3%. The estimate excludes the bibliography. The revision combines this reduction with the expanded full-text mapping, comparative synthesis and sensitivity analysis by consolidating repeated explanations and qualifications. The core OAL vocabulary and appraisal/decision distinction are retained.</w:t>
             </w:r>
           </w:p>
         </w:tc>

--- a/review/revision-1/Response-to-Reviewer-2.docx
+++ b/review/revision-1/Response-to-Reviewer-2.docx
@@ -119,7 +119,7 @@
                 <w:sz w:val="23"/>
                 <w:szCs w:val="23"/>
               </w:rPr>
-              <w:t xml:space="preserve">Thank you for reviewing the manuscript. The revision applies OAL to a disclosed full-text sample, adds a partition–revocation–reconciliation case and a specified ledger application, strengthens the witnessed-log comparison and consensus selection, and consolidates the discussion. Section, table and figure references below refer to the revised manuscript.</w:t>
+              <w:t xml:space="preserve">Thank you for reviewing the manuscript. We have applied OAL to 39 full-text mechanism studies, added a partition–revocation–reconciliation case and a specified ledger application, strengthened the witnessed-log comparison and consensus selection, and consolidated the discussion. Section, table and figure references below refer to the revised manuscript.</w:t>
             </w:r>
           </w:p>
         </w:tc>
@@ -756,66 +756,67 @@
                 <w:sz w:val="23"/>
                 <w:szCs w:val="23"/>
               </w:rPr>
-              <w:t xml:space="preserve">Response 1: We added Section 2.1, “Identification and Selection”, and Section 2.2, “Full-Text Coding and Reproducible Synthesis”. The methods identify OpenAlex, the original retrieval date, the 32 English queries, the 2016 onward date filter, the top-25 retrieval limit per query and DOI/OpenAlex deduplication. The retained candidate file contains 571 records. The text distinguishes this discovery set from the original 141-reference bibliography, and describes citation following, targeted official-source retrieval and the relevance criteria.</w:t>
-            </w:r>
-          </w:p>
-        </w:tc>
-      </w:tr>
-      <w:tr>
-        <w:trPr>
-          <w:cantSplit/>
-        </w:trPr>
-        <w:tc>
-          <w:tcPr>
-            <w:tcW w:w="8834" w:type="dxa"/>
-            <w:gridSpan w:val="3"/>
-          </w:tcPr>
-          <w:p>
-            <w:pPr>
-              <w:rPr>
-                <w:rFonts w:ascii="Palatino Linotype" w:hAnsi="Palatino Linotype"/>
-                <w:i/>
-                <w:iCs/>
-                <w:color w:val="FF0000"/>
-              </w:rPr>
-              <w:pStyle w:val="Normal"/>
-              <w:spacing w:before="0" w:after="120" w:line="260" w:lineRule="auto"/>
-              <w:widowControl w:val="1"/>
-              <w:keepLines/>
-            </w:pPr>
-            <w:r>
-              <w:rPr>
-                <w:rFonts w:ascii="Palatino Linotype" w:hAnsi="Palatino Linotype"/>
-                <w:color w:val="FF0000"/>
-                <w:sz w:val="23"/>
-                <w:szCs w:val="23"/>
-              </w:rPr>
-              <w:t xml:space="preserve">The supplements provide the original query list, all original-citation dispositions and an expansion register. Targeted checks through 25 October 2026 revisited the 14 previously uncoded original candidates, recovered four, and added eight domain studies plus four already cited consensus comparators. Ten original candidates remained unavailable or only partly inspectable. Section 2 separates these access outcomes from scientific eligibility and distinguishes the final 39-study analytical sample from the 123-reference bibliography. Historical rejection decisions and search rankings were not fully retained; no retrospective systematic-screening flow is reconstructed. Coding remains a single extraction process with source checks and explicit sensitivity analyses.</w:t>
-            </w:r>
-          </w:p>
-        </w:tc>
-      </w:tr>
-      <w:tr>
-        <w:trPr>
-          <w:cantSplit/>
-        </w:trPr>
-        <w:tc>
-          <w:tcPr>
-            <w:tcW w:w="8834" w:type="dxa"/>
-            <w:gridSpan w:val="3"/>
-          </w:tcPr>
-          <w:p>
-            <w:pPr>
-              <w:rPr>
-                <w:rFonts w:ascii="Palatino Linotype" w:hAnsi="Palatino Linotype"/>
-                <w:i/>
-                <w:iCs/>
-                <w:color w:val="FF0000"/>
-              </w:rPr>
-              <w:pStyle w:val="Normal"/>
-              <w:spacing w:before="0" w:after="120" w:line="260" w:lineRule="auto"/>
-              <w:widowControl w:val="1"/>
-              <w:keepLines/>
+              <w:t xml:space="preserve">Response 1: We added Section 2.1, “Identification and Selection”, and Section 2.2, “Full-Text Coding and Synthesis”. The methods identify OpenAlex, the retrieval date of 6 August 2026, 32 English queries, the date filter beginning on 1 January 2016, the top-25 retrieval limit per query, and DOI/OpenAlex deduplication, which yielded 571 candidate records. Section 2.1 gives example search strings, relevance criteria, and the roles of citation following and targeted publisher, author-repository and official-source retrieval.</w:t>
+            </w:r>
+          </w:p>
+        </w:tc>
+      </w:tr>
+      <w:tr>
+        <w:trPr>
+          <w:cantSplit/>
+        </w:trPr>
+        <w:tc>
+          <w:tcPr>
+            <w:tcW w:w="8834" w:type="dxa"/>
+            <w:gridSpan w:val="3"/>
+          </w:tcPr>
+          <w:p>
+            <w:pPr>
+              <w:rPr>
+                <w:rFonts w:ascii="Palatino Linotype" w:hAnsi="Palatino Linotype"/>
+                <w:i/>
+                <w:iCs/>
+                <w:color w:val="FF0000"/>
+              </w:rPr>
+              <w:pStyle w:val="Normal"/>
+              <w:spacing w:before="0" w:after="120" w:line="260" w:lineRule="auto"/>
+              <w:widowControl w:val="1"/>
+              <w:keepLines/>
+            </w:pPr>
+            <w:r>
+              <w:rPr>
+                <w:rFonts w:ascii="Palatino Linotype" w:hAnsi="Palatino Linotype"/>
+                <w:color w:val="FF0000"/>
+                <w:sz w:val="23"/>
+                <w:szCs w:val="23"/>
+              </w:rPr>
+              <w:t xml:space="preserve">Targeted retrieval covered developments through 25 October 2026. Section 2 distinguishes the final 39-study analytical sample from the 123-reference bibliography: 19 studies address UAV, maritime AIS or underwater applications, 20 provide transferable mechanisms, and the remaining 84 references support context, foundations, standards or evaluation resources. Coding records mechanism claims and their supporting passages and evaluation settings. Section 2 states the purposive selection design and single extraction process; Section 5.4 examines sensitivity to study inclusion and coding choices, and Section 10 discusses the resulting coverage and interpretation limits.</w:t>
+            </w:r>
+          </w:p>
+        </w:tc>
+      </w:tr>
+      <w:tr>
+        <w:trPr>
+          <w:cantSplit/>
+        </w:trPr>
+        <w:tc>
+          <w:tcPr>
+            <w:tcW w:w="8834" w:type="dxa"/>
+            <w:gridSpan w:val="3"/>
+          </w:tcPr>
+          <w:p>
+            <w:pPr>
+              <w:rPr>
+                <w:rFonts w:ascii="Palatino Linotype" w:hAnsi="Palatino Linotype"/>
+                <w:i/>
+                <w:iCs/>
+                <w:color w:val="FF0000"/>
+              </w:rPr>
+              <w:pStyle w:val="Normal"/>
+              <w:spacing w:before="0" w:after="120" w:line="260" w:lineRule="auto"/>
+              <w:widowControl w:val="1"/>
+              <w:keepLines/>
+              <w:keepNext w:val="1"/>
             </w:pPr>
             <w:r>
               <w:rPr>
@@ -893,7 +894,7 @@
                 <w:sz w:val="23"/>
                 <w:szCs w:val="23"/>
               </w:rPr>
-              <w:t xml:space="preserve">Response 2: Figure 3 combines the original OAL schematic in panel (a) with a heatmap in panel (b), computed from 89 scoped claims across 39 full-text mechanism studies. Nineteen studies target UAV, maritime AIS or underwater applications; twenty supply transferable mechanisms. Each cell counts distinct studies for an exact object–assurance–stage association, and the L0–L5 summary permits overlapping forms. The study register distinguishes intended domain from actual evaluation setting. All 96 native Visio cell values are checked against the released CSV.</w:t>
+              <w:t xml:space="preserve">Response 2: Figure 3 combines the OAL schematic in panel (a) with a heatmap in panel (b), computed from 89 scoped claims across 39 full-text mechanism studies. Nineteen studies target UAV, maritime AIS or underwater applications; twenty supply transferable mechanisms. Each cell counts distinct studies for an exact object–assurance–stage association, and the L0–L5 summary permits overlapping evidence forms. Section 2 distinguishes intended application domain from actual evaluation setting, and Table 2 identifies the coded study groups and their sources.</w:t>
             </w:r>
           </w:p>
         </w:tc>
@@ -961,32 +962,33 @@
                 <w:sz w:val="23"/>
                 <w:szCs w:val="23"/>
               </w:rPr>
-              <w:t xml:space="preserve">Section 5.4 and Table 6 report inclusion and coding sensitivity. Removing the four generic consensus papers leaves 35 studies, all 25 occupied cells and the same leading cell (D/G/F, 12 studies). The direct-domain stratum instead leads with E/G/A (six studies), making selection effects visible. Excluding conceptual-only work or the proxy-data study, varying entity/platform identity coding, and all 39 leave-one-out maps are reproducible. A conservative L3-only reading of the bounded physical experiment removes L4 without changing the heatmap. The 71 zero cells are not interpreted as 71 research gaps. The reference-role register distinguishes 39 coded mechanisms from 84 contextual/evaluation references, and Section 10 states availability and single-extraction limits.</w:t>
-            </w:r>
-          </w:p>
-        </w:tc>
-      </w:tr>
-      <w:tr>
-        <w:trPr>
-          <w:cantSplit/>
-        </w:trPr>
-        <w:tc>
-          <w:tcPr>
-            <w:tcW w:w="8834" w:type="dxa"/>
-            <w:gridSpan w:val="3"/>
-          </w:tcPr>
-          <w:p>
-            <w:pPr>
-              <w:rPr>
-                <w:rFonts w:ascii="Palatino Linotype" w:hAnsi="Palatino Linotype"/>
-                <w:i/>
-                <w:iCs/>
-                <w:color w:val="FF0000"/>
-              </w:rPr>
-              <w:pStyle w:val="Normal"/>
-              <w:spacing w:before="0" w:after="120" w:line="260" w:lineRule="auto"/>
-              <w:widowControl w:val="1"/>
-              <w:keepLines/>
+              <w:t xml:space="preserve">Section 5.4 and Table 6 report inclusion and coding sensitivity. Removing the four generic consensus papers leaves 35 studies, all 25 occupied cells and the same leading cell (D/G/F, 12 studies). The direct-domain stratum instead leads with E/G/A (six studies). We also tested exclusion of conceptual-only work and the proxy-data study, alternative entity/platform identity coding, and removal of each study in turn. Across the 39 leave-one-out analyses, occupancy ranges from 23 to 25 cells and D/G/F remains the leading cell with 15–16 studies. A conservative L3-only classification of the physical-node experiment removes L4 without changing the heatmap. The 71 zero cells denote no coded claim in the sample, rather than 71 established research gaps. Section 10 states the selection and single-extraction limits.</w:t>
+            </w:r>
+          </w:p>
+        </w:tc>
+      </w:tr>
+      <w:tr>
+        <w:trPr>
+          <w:cantSplit/>
+        </w:trPr>
+        <w:tc>
+          <w:tcPr>
+            <w:tcW w:w="8834" w:type="dxa"/>
+            <w:gridSpan w:val="3"/>
+          </w:tcPr>
+          <w:p>
+            <w:pPr>
+              <w:rPr>
+                <w:rFonts w:ascii="Palatino Linotype" w:hAnsi="Palatino Linotype"/>
+                <w:i/>
+                <w:iCs/>
+                <w:color w:val="FF0000"/>
+              </w:rPr>
+              <w:pStyle w:val="Normal"/>
+              <w:spacing w:before="0" w:after="120" w:line="260" w:lineRule="auto"/>
+              <w:widowControl w:val="1"/>
+              <w:keepLines/>
+              <w:keepNext w:val="1"/>
             </w:pPr>
             <w:r>
               <w:rPr>
@@ -1166,7 +1168,7 @@
                 <w:sz w:val="23"/>
                 <w:szCs w:val="23"/>
               </w:rPr>
-              <w:t xml:space="preserve">We adopt the stronger baseline requested in the comment. A consistency-only witness and a policy-validating witness provide different guarantees. With the same independent parties, authorization rule, epoch history and retention, a validating witnessed log can provide the same safety decisions as the modeled ledger. The replay shows this equality. The revised manuscript therefore makes no claim of inherent superiority over that baseline; implementation cost, availability and recovery determine the choice.</w:t>
+              <w:t xml:space="preserve">We adopt the stronger baseline requested in the comment. A consistency-only witness and a policy-validating witness provide different guarantees. With the same independent parties, authorization rule, epoch history and retention, a validating witnessed log can provide the same safety decisions as the modeled ledger. The replay shows this equality. The choice therefore depends on implementation cost, availability and recovery under the required governance conditions.</w:t>
             </w:r>
           </w:p>
         </w:tc>
@@ -1234,32 +1236,33 @@
                 <w:sz w:val="23"/>
                 <w:szCs w:val="23"/>
               </w:rPr>
-              <w:t xml:space="preserve">Section 7.2 and Table 9 replace the illustrative protocol list with requirements for fault domains, partition behavior, a stated deadline, membership epochs, heterogeneous nodes, power and constrained-link traffic. The analysis considers Raft, classical/SmartBFT, HotStuff, CometBFT, authority-based, DAG-based and IoT-oriented designs, with a full supplementary requirement matrix. CometBFT is described by its round/vote/gossip protocol rather than equated with HotStuff. Narwhal dissemination and Tusk ordering are distinguished. The mapping leads to crash replication for a single operator, Byzantine ordering plus joint application validation (or an equivalent log) for the shore coalition, and local signed records with delayed reconciliation for a disconnected UUV group. Švarcmajer et al. is included as a requirement-driven selection reference.</w:t>
-            </w:r>
-          </w:p>
-        </w:tc>
-      </w:tr>
-      <w:tr>
-        <w:trPr>
-          <w:cantSplit/>
-        </w:trPr>
-        <w:tc>
-          <w:tcPr>
-            <w:tcW w:w="8834" w:type="dxa"/>
-            <w:gridSpan w:val="3"/>
-          </w:tcPr>
-          <w:p>
-            <w:pPr>
-              <w:rPr>
-                <w:rFonts w:ascii="Palatino Linotype" w:hAnsi="Palatino Linotype"/>
-                <w:i/>
-                <w:iCs/>
-                <w:color w:val="FF0000"/>
-              </w:rPr>
-              <w:pStyle w:val="Normal"/>
-              <w:spacing w:before="0" w:after="120" w:line="260" w:lineRule="auto"/>
-              <w:widowControl w:val="1"/>
-              <w:keepLines/>
+              <w:t xml:space="preserve">Section 7.2 and Table 9 assess consensus mechanisms against requirements for fault domains, partition behavior, a stated deadline, membership epochs, heterogeneous nodes, power and constrained-link traffic. The analysis covers Raft, classical/SmartBFT, HotStuff, CometBFT, authority-based, DAG-based and IoT-oriented designs. CometBFT is described by its round/vote/gossip protocol, and Narwhal dissemination is distinguished from Tusk ordering. The mapping leads to crash replication for a single operator, Byzantine ordering plus joint application validation (or an equivalent log) for the shore coalition, and local signed records with delayed reconciliation for a disconnected UUV group. Švarcmajer et al. is included as a requirement-driven selection reference.</w:t>
+            </w:r>
+          </w:p>
+        </w:tc>
+      </w:tr>
+      <w:tr>
+        <w:trPr>
+          <w:cantSplit/>
+        </w:trPr>
+        <w:tc>
+          <w:tcPr>
+            <w:tcW w:w="8834" w:type="dxa"/>
+            <w:gridSpan w:val="3"/>
+          </w:tcPr>
+          <w:p>
+            <w:pPr>
+              <w:rPr>
+                <w:rFonts w:ascii="Palatino Linotype" w:hAnsi="Palatino Linotype"/>
+                <w:i/>
+                <w:iCs/>
+                <w:color w:val="FF0000"/>
+              </w:rPr>
+              <w:pStyle w:val="Normal"/>
+              <w:spacing w:before="0" w:after="120" w:line="260" w:lineRule="auto"/>
+              <w:widowControl w:val="1"/>
+              <w:keepLines/>
+              <w:keepNext w:val="1"/>
             </w:pPr>
             <w:r>
               <w:rPr>
@@ -1541,7 +1544,7 @@
                 <w:sz w:val="23"/>
                 <w:szCs w:val="23"/>
               </w:rPr>
-              <w:t xml:space="preserve">The pattern defines state keys and deterministic CommitBatch, JudgeRecord, UpdatePolicy and RevokeKey operations, including read-set validation, idempotent retry, historical key state, event-time revocation and preserved audit judgments. The supplementary specification gives the encoding and pseudocode. The binary source body is 154 bytes, the signed Ed25519 record 218 bytes, and a signed ten-record batch commitment 220 bytes. The released canonical JSON example is 525 application bytes.</w:t>
+              <w:t xml:space="preserve">The pattern defines state keys and deterministic CommitBatch, JudgeRecord, UpdatePolicy and RevokeKey operations, including read-set validation, idempotent retry, historical key state, event-time revocation and preserved audit judgments. Section 7.3 gives the source-body fields and their widths, totaling 154 bytes. Adding an Ed25519 signature produces a 218-byte record; a signed ten-record batch commitment occupies 220 bytes. We also calculated 525 application bytes for the canonical JSON gateway payload.</w:t>
             </w:r>
           </w:p>
         </w:tc>
@@ -1609,32 +1612,33 @@
                 <w:sz w:val="23"/>
                 <w:szCs w:val="23"/>
               </w:rPr>
-              <w:t xml:space="preserve">Section 7.4 and Table 11 calculate payload serialization at 100, 1000 and 5000 bit/s, including Ed25519 and ML-DSA-44 signature lengths. At 100 bit/s, the 220-byte Ed25519 batch needs at least 17.60 s and the 2576-byte ML-DSA-44 batch 206.08 s; a source record with proof and three-signature receipt is 697 bytes. Propagation, retries, provisioning and transport overhead are identified separately. Full Fabric envelopes and measured deployment performance have not been produced in this revision; the paper reports exact application bytes and an implementable design, not an unmeasured transaction-size or throughput claim.</w:t>
-            </w:r>
-          </w:p>
-        </w:tc>
-      </w:tr>
-      <w:tr>
-        <w:trPr>
-          <w:cantSplit/>
-        </w:trPr>
-        <w:tc>
-          <w:tcPr>
-            <w:tcW w:w="8834" w:type="dxa"/>
-            <w:gridSpan w:val="3"/>
-          </w:tcPr>
-          <w:p>
-            <w:pPr>
-              <w:rPr>
-                <w:rFonts w:ascii="Palatino Linotype" w:hAnsi="Palatino Linotype"/>
-                <w:i/>
-                <w:iCs/>
-                <w:color w:val="FF0000"/>
-              </w:rPr>
-              <w:pStyle w:val="Normal"/>
-              <w:spacing w:before="0" w:after="120" w:line="260" w:lineRule="auto"/>
-              <w:widowControl w:val="1"/>
-              <w:keepLines/>
+              <w:t xml:space="preserve">Section 7.4 and Table 11 calculate payload serialization at 100, 1000 and 5000 bit/s, including Ed25519 and ML-DSA-44 signature lengths. At 100 bit/s, the 220-byte Ed25519 batch needs at least 17.60 s and the 2576-byte ML-DSA-44 batch 206.08 s; a source record with proof and three-signature receipt is 697 bytes. Propagation, retries, provisioning and transport overhead are identified separately. These values describe application payloads. Full Fabric envelopes add configuration-dependent bytes, while deployment, consensus and acoustic performance require implementation measurements.</w:t>
+            </w:r>
+          </w:p>
+        </w:tc>
+      </w:tr>
+      <w:tr>
+        <w:trPr>
+          <w:cantSplit/>
+        </w:trPr>
+        <w:tc>
+          <w:tcPr>
+            <w:tcW w:w="8834" w:type="dxa"/>
+            <w:gridSpan w:val="3"/>
+          </w:tcPr>
+          <w:p>
+            <w:pPr>
+              <w:rPr>
+                <w:rFonts w:ascii="Palatino Linotype" w:hAnsi="Palatino Linotype"/>
+                <w:i/>
+                <w:iCs/>
+                <w:color w:val="FF0000"/>
+              </w:rPr>
+              <w:pStyle w:val="Normal"/>
+              <w:spacing w:before="0" w:after="120" w:line="260" w:lineRule="auto"/>
+              <w:widowControl w:val="1"/>
+              <w:keepLines/>
+              <w:keepNext w:val="1"/>
             </w:pPr>
             <w:r>
               <w:rPr>
@@ -1950,7 +1954,7 @@
                 <w:sz w:val="23"/>
                 <w:szCs w:val="23"/>
               </w:rPr>
-              <w:t xml:space="preserve">Section 9.3 also adds IMO MSC.1/Circ.1604 and 1638, the MASS Code and DNV-CG-0264. The regulatory context is updated to the revision date: the non-mandatory MASS Code was adopted in May 2026 and took effect on 1 July 2026. Its applicability is tied to the actual vessel and operation rather than transferred wholesale to UAVs or underwater vehicles. These references support positioning and application requirements, not a claim of certification.</w:t>
+              <w:t xml:space="preserve">Section 9.3 also addresses IMO MSC.1/Circ.1604 and 1638, the MASS Code and DNV-CG-0264. The non-mandatory MASS Code was adopted in May 2026 and took effect on 1 July 2026. Its applicability is tied to the actual vessel and operation. These references identify the maritime context and application requirements; conformance requires assessment against the applicable instrument.</w:t>
             </w:r>
           </w:p>
         </w:tc>
@@ -2053,41 +2057,41 @@
                 <w:sz w:val="23"/>
                 <w:szCs w:val="23"/>
               </w:rPr>
-              <w:t xml:space="preserve">Table 8 includes the requested scalar comparison. A mean of the same five features yields 0.99, 0.89 and 0.79 and accepts all three at a 0.75 threshold. A veto-aware scalar policy agrees with the structured rule on all outcomes. This stronger comparator avoids claiming that a scalar representation necessarily discards the relevant information.</w:t>
-            </w:r>
-          </w:p>
-        </w:tc>
-      </w:tr>
-      <w:tr>
-        <w:trPr>
-          <w:cantSplit/>
-        </w:trPr>
-        <w:tc>
-          <w:tcPr>
-            <w:tcW w:w="8834" w:type="dxa"/>
-            <w:gridSpan w:val="3"/>
-          </w:tcPr>
-          <w:p>
-            <w:pPr>
-              <w:rPr>
-                <w:rFonts w:ascii="Palatino Linotype" w:hAnsi="Palatino Linotype"/>
-                <w:i/>
-                <w:iCs/>
-                <w:color w:val="FF0000"/>
-              </w:rPr>
-              <w:pStyle w:val="Normal"/>
-              <w:spacing w:before="0" w:after="120" w:line="260" w:lineRule="auto"/>
-              <w:widowControl w:val="1"/>
-              <w:keepLines/>
-            </w:pPr>
-            <w:r>
-              <w:rPr>
-                <w:rFonts w:ascii="Palatino Linotype" w:hAnsi="Palatino Linotype"/>
-                <w:color w:val="FF0000"/>
-                <w:sz w:val="23"/>
-                <w:szCs w:val="23"/>
-              </w:rPr>
-              <w:t xml:space="preserve">The supplementary script verifies the cryptographic bindings and rule checks, including six arrival orders with duplicate delivery and all 16 signer subsets. Sections 7.3–7.4 connect the replay to the specified ledger application and communication budget. Its scope is an executable synthetic illustration, not a Fabric or field-performance experiment.</w:t>
+              <w:t xml:space="preserve">Table 8 includes the requested scalar comparison. A mean of the same five features yields 0.99, 0.89 and 0.79 and accepts all three at a 0.75 threshold. A veto-aware scalar policy agrees with the structured rule on all outcomes. The result identifies enforcement of temporal authority as the condition that determines the decision.</w:t>
+            </w:r>
+          </w:p>
+        </w:tc>
+      </w:tr>
+      <w:tr>
+        <w:trPr>
+          <w:cantSplit/>
+        </w:trPr>
+        <w:tc>
+          <w:tcPr>
+            <w:tcW w:w="8834" w:type="dxa"/>
+            <w:gridSpan w:val="3"/>
+          </w:tcPr>
+          <w:p>
+            <w:pPr>
+              <w:rPr>
+                <w:rFonts w:ascii="Palatino Linotype" w:hAnsi="Palatino Linotype"/>
+                <w:i/>
+                <w:iCs/>
+                <w:color w:val="FF0000"/>
+              </w:rPr>
+              <w:pStyle w:val="Normal"/>
+              <w:spacing w:before="0" w:after="120" w:line="260" w:lineRule="auto"/>
+              <w:widowControl w:val="1"/>
+              <w:keepLines/>
+            </w:pPr>
+            <w:r>
+              <w:rPr>
+                <w:rFonts w:ascii="Palatino Linotype" w:hAnsi="Palatino Linotype"/>
+                <w:color w:val="FF0000"/>
+                <w:sz w:val="23"/>
+                <w:szCs w:val="23"/>
+              </w:rPr>
+              <w:t xml:space="preserve">We verified the cryptographic bindings and policy rules in a synthetic event replay, including six arrival orders with duplicate delivery and all 16 signer subsets. Sections 7.3–7.4 connect these checks to the specified ledger application and communication budget. The replay tests rule consistency and encoding; it does not measure Fabric or field performance.</w:t>
             </w:r>
           </w:p>
         </w:tc>
@@ -2293,7 +2297,7 @@
                 <w:sz w:val="23"/>
                 <w:szCs w:val="23"/>
               </w:rPr>
-              <w:t xml:space="preserve">Response 8: The manuscript has been shortened from approximately 13,389 to 9,732 words using the same source-text counting procedure, a reduction of 27.3%. The estimate excludes the bibliography. The revision combines this reduction with the expanded full-text mapping, comparative synthesis and sensitivity analysis by consolidating repeated explanations and qualifications. The core OAL vocabulary and appraisal/decision distinction are retained.</w:t>
+              <w:t xml:space="preserve">Response 8: The manuscript has been shortened from approximately 13,389 to 9,570 words using the same source-text counting procedure, a reduction of 28.5%. The estimate excludes the bibliography. We consolidated repeated explanations and qualifications while retaining the full-text mapping, comparative synthesis and sensitivity analyses. The core OAL vocabulary and appraisal/decision distinction are retained.</w:t>
             </w:r>
           </w:p>
         </w:tc>
@@ -2353,6 +2357,7 @@
               <w:spacing w:before="0" w:after="120" w:line="260" w:lineRule="auto"/>
               <w:widowControl w:val="1"/>
               <w:keepLines/>
+              <w:keepNext w:val="1"/>
             </w:pPr>
             <w:r>
               <w:rPr>
@@ -2566,41 +2571,41 @@
                 <w:sz w:val="23"/>
                 <w:szCs w:val="23"/>
               </w:rPr>
-              <w:t xml:space="preserve">In Figure 7, the six photo-realistic illustrations have been replaced with text-and-box diagrams showing the inputs, reasoning or evaluation, and outputs associated with each evidence form. The six equal panels and category colors are retained. All diagram elements are native Visio text boxes and connecting arrows; no photographic, stock or generated-image assets are used. The editable Visio source, diagram-building script and PDF export script are supplied.</w:t>
-            </w:r>
-          </w:p>
-        </w:tc>
-      </w:tr>
-      <w:tr>
-        <w:trPr>
-          <w:cantSplit/>
-        </w:trPr>
-        <w:tc>
-          <w:tcPr>
-            <w:tcW w:w="8834" w:type="dxa"/>
-            <w:gridSpan w:val="3"/>
-          </w:tcPr>
-          <w:p>
-            <w:pPr>
-              <w:rPr>
-                <w:rFonts w:ascii="Palatino Linotype" w:hAnsi="Palatino Linotype"/>
-                <w:i/>
-                <w:iCs/>
-                <w:color w:val="FF0000"/>
-              </w:rPr>
-              <w:pStyle w:val="Normal"/>
-              <w:spacing w:before="0" w:after="120" w:line="260" w:lineRule="auto"/>
-              <w:widowControl w:val="1"/>
-              <w:keepLines/>
-            </w:pPr>
-            <w:r>
-              <w:rPr>
-                <w:rFonts w:ascii="Palatino Linotype" w:hAnsi="Palatino Linotype"/>
-                <w:color w:val="FF0000"/>
-                <w:sz w:val="23"/>
-                <w:szCs w:val="23"/>
-              </w:rPr>
-              <w:t xml:space="preserve">The bibliography has been checked and rebuilt with 123 cited entries. Mui et al. is dated 2002, the stray leading “1” is removed from the Kshetri title, and conference booktitles no longer duplicate the style-generated “Proceedings of”. The Fabric title and ARCADIAN-IoT print year are corrected. The Varshosaz article uses its 2020 journal issue while retaining its stable bibliography key. Newly added domain papers were checked against DOI metadata. The supplementary reference-role register identifies the 39 numerically coded studies; numbering follows the revised manuscript.</w:t>
+              <w:t xml:space="preserve">In Figure 7, the six photo-realistic illustrations have been replaced with text-and-box diagrams showing the inputs, reasoning or evaluation, and outputs associated with each evidence form. The six equal panels and category colors are retained. All diagram elements are native Visio text boxes and connecting arrows; no photographic, stock or generated-image assets are used.</w:t>
+            </w:r>
+          </w:p>
+        </w:tc>
+      </w:tr>
+      <w:tr>
+        <w:trPr>
+          <w:cantSplit/>
+        </w:trPr>
+        <w:tc>
+          <w:tcPr>
+            <w:tcW w:w="8834" w:type="dxa"/>
+            <w:gridSpan w:val="3"/>
+          </w:tcPr>
+          <w:p>
+            <w:pPr>
+              <w:rPr>
+                <w:rFonts w:ascii="Palatino Linotype" w:hAnsi="Palatino Linotype"/>
+                <w:i/>
+                <w:iCs/>
+                <w:color w:val="FF0000"/>
+              </w:rPr>
+              <w:pStyle w:val="Normal"/>
+              <w:spacing w:before="0" w:after="120" w:line="260" w:lineRule="auto"/>
+              <w:widowControl w:val="1"/>
+              <w:keepLines/>
+            </w:pPr>
+            <w:r>
+              <w:rPr>
+                <w:rFonts w:ascii="Palatino Linotype" w:hAnsi="Palatino Linotype"/>
+                <w:color w:val="FF0000"/>
+                <w:sz w:val="23"/>
+                <w:szCs w:val="23"/>
+              </w:rPr>
+              <w:t xml:space="preserve">The bibliography contains 123 cited entries. Mui et al. is dated 2002, the stray leading “1” is removed from the Kshetri title, and conference booktitles no longer duplicate “Proceedings of”. The Fabric title and ARCADIAN-IoT print year are corrected. The Varshosaz article is cited by its 2020 journal issue. Section 2 and Table 2 identify the 39 studies used for numerical coding; the remaining references support context, foundations, standards and evaluation resources.</w:t>
             </w:r>
           </w:p>
         </w:tc>
@@ -2775,7 +2780,7 @@
                 <w:sz w:val="23"/>
                 <w:szCs w:val="23"/>
               </w:rPr>
-              <w:t xml:space="preserve">The revised manuscript and supplement distinguish completed analytical checks from proposed implementation and field evaluation. The manuscript remains anonymous.</w:t>
+              <w:t xml:space="preserve">The analytical results concern literature coding, deterministic policy checks and application-byte calculations. Fabric deployment and integrated mission trials are proposed validation steps.</w:t>
             </w:r>
           </w:p>
         </w:tc>

--- a/review/revision-1/Response-to-Reviewer-2.docx
+++ b/review/revision-1/Response-to-Reviewer-2.docx
@@ -32,17 +32,17 @@
           </w:tcPr>
           <w:p>
             <w:pPr>
+              <w:pStyle w:val="Title"/>
+              <w:keepNext/>
+              <w:keepLines/>
+              <w:widowControl w:val="1"/>
+              <w:spacing w:before="0" w:after="200" w:line="260" w:lineRule="auto"/>
               <w:rPr>
                 <w:rFonts w:ascii="Palatino Linotype" w:hAnsi="Palatino Linotype"/>
                 <w:i/>
                 <w:iCs/>
                 <w:color w:val="FF0000"/>
               </w:rPr>
-              <w:pStyle w:val="Title"/>
-              <w:spacing w:before="0" w:after="200" w:line="260" w:lineRule="auto"/>
-              <w:widowControl w:val="1"/>
-              <w:keepNext/>
-              <w:keepLines/>
             </w:pPr>
             <w:r>
               <w:rPr>
@@ -65,17 +65,17 @@
           </w:tcPr>
           <w:p>
             <w:pPr>
+              <w:pStyle w:val="Normal"/>
+              <w:keepNext/>
+              <w:keepLines/>
+              <w:widowControl w:val="1"/>
+              <w:spacing w:before="0" w:after="120" w:line="260" w:lineRule="auto"/>
               <w:rPr>
                 <w:rFonts w:ascii="Palatino Linotype" w:hAnsi="Palatino Linotype"/>
                 <w:i/>
                 <w:iCs/>
                 <w:color w:val="FF0000"/>
               </w:rPr>
-              <w:pStyle w:val="Normal"/>
-              <w:spacing w:before="0" w:after="120" w:line="260" w:lineRule="auto"/>
-              <w:widowControl w:val="1"/>
-              <w:keepNext/>
-              <w:keepLines/>
             </w:pPr>
             <w:r>
               <w:rPr>
@@ -85,7 +85,7 @@
                 <w:sz w:val="23"/>
                 <w:szCs w:val="23"/>
               </w:rPr>
-              <w:t xml:space="preserve">1. Summary</w:t>
+              <w:t xml:space="preserve">1 Summary</w:t>
             </w:r>
           </w:p>
         </w:tc>
@@ -101,16 +101,16 @@
           </w:tcPr>
           <w:p>
             <w:pPr>
+              <w:pStyle w:val="Normal"/>
+              <w:keepLines/>
+              <w:widowControl w:val="1"/>
+              <w:spacing w:before="0" w:after="120" w:line="260" w:lineRule="auto"/>
               <w:rPr>
                 <w:rFonts w:ascii="Palatino Linotype" w:hAnsi="Palatino Linotype"/>
                 <w:i/>
                 <w:iCs/>
                 <w:color w:val="FF0000"/>
               </w:rPr>
-              <w:pStyle w:val="Normal"/>
-              <w:spacing w:before="0" w:after="120" w:line="260" w:lineRule="auto"/>
-              <w:widowControl w:val="1"/>
-              <w:keepLines/>
             </w:pPr>
             <w:r>
               <w:rPr>
@@ -119,539 +119,7 @@
                 <w:sz w:val="23"/>
                 <w:szCs w:val="23"/>
               </w:rPr>
-              <w:t xml:space="preserve">Thank you for reviewing the manuscript. We have applied OAL to 39 full-text mechanism studies, added a partition–revocation–reconciliation case and a specified ledger application, strengthened the witnessed-log comparison and consensus selection, and consolidated the discussion. Section, table and figure references below refer to the revised manuscript.</w:t>
-            </w:r>
-          </w:p>
-        </w:tc>
-      </w:tr>
-      <w:tr>
-        <w:trPr>
-          <w:cantSplit/>
-        </w:trPr>
-        <w:tc>
-          <w:tcPr>
-            <w:tcW w:w="3913" w:type="dxa"/>
-          </w:tcPr>
-          <w:p>
-            <w:pPr>
-              <w:rPr>
-                <w:rFonts w:ascii="Palatino Linotype" w:hAnsi="Palatino Linotype"/>
-                <w:b/>
-                <w:bCs/>
-              </w:rPr>
-            </w:pPr>
-            <w:r>
-              <w:rPr>
-                <w:rFonts w:ascii="Palatino Linotype" w:hAnsi="Palatino Linotype"/>
-                <w:b/>
-                <w:bCs/>
-              </w:rPr>
-              <w:t>2. Questions for General Evaluation</w:t>
-            </w:r>
-          </w:p>
-        </w:tc>
-        <w:tc>
-          <w:tcPr>
-            <w:tcW w:w="2745" w:type="dxa"/>
-          </w:tcPr>
-          <w:p>
-            <w:pPr>
-              <w:rPr>
-                <w:rFonts w:ascii="Palatino Linotype" w:hAnsi="Palatino Linotype"/>
-                <w:b/>
-                <w:bCs/>
-              </w:rPr>
-            </w:pPr>
-            <w:r>
-              <w:rPr>
-                <w:rFonts w:ascii="Palatino Linotype" w:hAnsi="Palatino Linotype"/>
-                <w:b/>
-                <w:bCs/>
-              </w:rPr>
-              <w:t>Reviewer’s E</w:t>
-            </w:r>
-            <w:r>
-              <w:rPr>
-                <w:rFonts w:ascii="Palatino Linotype" w:eastAsiaTheme="minorEastAsia" w:hAnsi="Palatino Linotype"/>
-                <w:b/>
-                <w:bCs/>
-              </w:rPr>
-              <w:t>va</w:t>
-            </w:r>
-            <w:r>
-              <w:rPr>
-                <w:rFonts w:ascii="Palatino Linotype" w:hAnsi="Palatino Linotype"/>
-                <w:b/>
-                <w:bCs/>
-              </w:rPr>
-              <w:t>luation</w:t>
-            </w:r>
-          </w:p>
-        </w:tc>
-        <w:tc>
-          <w:tcPr>
-            <w:tcW w:w="2176" w:type="dxa"/>
-          </w:tcPr>
-          <w:p>
-            <w:pPr>
-              <w:rPr>
-                <w:rFonts w:ascii="Palatino Linotype" w:hAnsi="Palatino Linotype"/>
-                <w:b/>
-                <w:bCs/>
-              </w:rPr>
-            </w:pPr>
-            <w:r>
-              <w:rPr>
-                <w:rFonts w:ascii="Palatino Linotype" w:hAnsi="Palatino Linotype"/>
-                <w:b/>
-                <w:bCs/>
-              </w:rPr>
-              <w:t>Response and Revisions</w:t>
-            </w:r>
-          </w:p>
-        </w:tc>
-      </w:tr>
-      <w:tr>
-        <w:trPr>
-          <w:cantSplit/>
-        </w:trPr>
-        <w:tc>
-          <w:tcPr>
-            <w:tcW w:w="3913" w:type="dxa"/>
-          </w:tcPr>
-          <w:p>
-            <w:pPr>
-              <w:rPr>
-                <w:rFonts w:ascii="Palatino Linotype" w:hAnsi="Palatino Linotype"/>
-                <w:i/>
-                <w:iCs/>
-                <w:color w:val="FF0000"/>
-              </w:rPr>
-              <w:pStyle w:val="Normal"/>
-              <w:spacing w:before="0" w:after="120" w:line="260" w:lineRule="auto"/>
-              <w:widowControl w:val="1"/>
-              <w:keepLines/>
-            </w:pPr>
-            <w:r>
-              <w:rPr>
-                <w:rFonts w:ascii="Palatino Linotype" w:hAnsi="Palatino Linotype"/>
-                <w:color w:val="000000"/>
-                <w:sz w:val="23"/>
-                <w:szCs w:val="23"/>
-              </w:rPr>
-              <w:t xml:space="preserve">Is the work a significant contribution to the field?</w:t>
-            </w:r>
-          </w:p>
-        </w:tc>
-        <w:tc>
-          <w:tcPr>
-            <w:tcW w:w="2745" w:type="dxa"/>
-          </w:tcPr>
-          <w:p>
-            <w:pPr>
-              <w:rPr>
-                <w:rFonts w:ascii="Palatino Linotype" w:hAnsi="Palatino Linotype"/>
-                <w:i/>
-                <w:iCs/>
-                <w:color w:val="FF0000"/>
-              </w:rPr>
-              <w:pStyle w:val="Normal"/>
-              <w:spacing w:before="0" w:after="120" w:line="260" w:lineRule="auto"/>
-              <w:widowControl w:val="1"/>
-              <w:keepLines/>
-            </w:pPr>
-            <w:r>
-              <w:rPr>
-                <w:rFonts w:ascii="Palatino Linotype" w:hAnsi="Palatino Linotype"/>
-                <w:color w:val="000000"/>
-                <w:sz w:val="23"/>
-                <w:szCs w:val="23"/>
-              </w:rPr>
-              <w:t xml:space="preserve">4/5 stars</w:t>
-            </w:r>
-          </w:p>
-        </w:tc>
-        <w:tc>
-          <w:tcPr>
-            <w:tcW w:w="2176" w:type="dxa"/>
-          </w:tcPr>
-          <w:p>
-            <w:pPr>
-              <w:rPr>
-                <w:rFonts w:ascii="Palatino Linotype" w:hAnsi="Palatino Linotype"/>
-                <w:i/>
-                <w:iCs/>
-                <w:color w:val="FF0000"/>
-              </w:rPr>
-              <w:pStyle w:val="Normal"/>
-              <w:spacing w:before="0" w:after="120" w:line="260" w:lineRule="auto"/>
-              <w:widowControl w:val="1"/>
-              <w:keepLines/>
-            </w:pPr>
-            <w:r>
-              <w:rPr>
-                <w:rFonts w:ascii="Palatino Linotype" w:hAnsi="Palatino Linotype"/>
-                <w:color w:val="FF0000"/>
-                <w:sz w:val="23"/>
-                <w:szCs w:val="23"/>
-              </w:rPr>
-              <w:t xml:space="preserve">See Responses 2–4 for the evidence map and specified application.</w:t>
-            </w:r>
-          </w:p>
-        </w:tc>
-      </w:tr>
-      <w:tr>
-        <w:trPr>
-          <w:cantSplit/>
-        </w:trPr>
-        <w:tc>
-          <w:tcPr>
-            <w:tcW w:w="3913" w:type="dxa"/>
-          </w:tcPr>
-          <w:p>
-            <w:pPr>
-              <w:rPr>
-                <w:rFonts w:ascii="Palatino Linotype" w:hAnsi="Palatino Linotype"/>
-                <w:i/>
-                <w:iCs/>
-                <w:color w:val="FF0000"/>
-              </w:rPr>
-              <w:pStyle w:val="Normal"/>
-              <w:spacing w:before="0" w:after="120" w:line="260" w:lineRule="auto"/>
-              <w:widowControl w:val="1"/>
-              <w:keepLines/>
-            </w:pPr>
-            <w:r>
-              <w:rPr>
-                <w:rFonts w:ascii="Palatino Linotype" w:hAnsi="Palatino Linotype"/>
-                <w:color w:val="000000"/>
-                <w:sz w:val="23"/>
-                <w:szCs w:val="23"/>
-              </w:rPr>
-              <w:t xml:space="preserve">Is the work well organized and comprehensively described?</w:t>
-            </w:r>
-          </w:p>
-        </w:tc>
-        <w:tc>
-          <w:tcPr>
-            <w:tcW w:w="2745" w:type="dxa"/>
-          </w:tcPr>
-          <w:p>
-            <w:pPr>
-              <w:rPr>
-                <w:rFonts w:ascii="Palatino Linotype" w:hAnsi="Palatino Linotype"/>
-                <w:i/>
-                <w:iCs/>
-                <w:color w:val="FF0000"/>
-              </w:rPr>
-              <w:pStyle w:val="Normal"/>
-              <w:spacing w:before="0" w:after="120" w:line="260" w:lineRule="auto"/>
-              <w:widowControl w:val="1"/>
-              <w:keepLines/>
-            </w:pPr>
-            <w:r>
-              <w:rPr>
-                <w:rFonts w:ascii="Palatino Linotype" w:hAnsi="Palatino Linotype"/>
-                <w:color w:val="000000"/>
-                <w:sz w:val="23"/>
-                <w:szCs w:val="23"/>
-              </w:rPr>
-              <w:t xml:space="preserve">4/5 stars</w:t>
-            </w:r>
-          </w:p>
-        </w:tc>
-        <w:tc>
-          <w:tcPr>
-            <w:tcW w:w="2176" w:type="dxa"/>
-          </w:tcPr>
-          <w:p>
-            <w:pPr>
-              <w:rPr>
-                <w:rFonts w:ascii="Palatino Linotype" w:hAnsi="Palatino Linotype"/>
-                <w:i/>
-                <w:iCs/>
-                <w:color w:val="FF0000"/>
-              </w:rPr>
-              <w:pStyle w:val="Normal"/>
-              <w:spacing w:before="0" w:after="120" w:line="260" w:lineRule="auto"/>
-              <w:widowControl w:val="1"/>
-              <w:keepLines/>
-            </w:pPr>
-            <w:r>
-              <w:rPr>
-                <w:rFonts w:ascii="Palatino Linotype" w:hAnsi="Palatino Linotype"/>
-                <w:color w:val="FF0000"/>
-                <w:sz w:val="23"/>
-                <w:szCs w:val="23"/>
-              </w:rPr>
-              <w:t xml:space="preserve">See Response 8 for shortening and consolidated limitations.</w:t>
-            </w:r>
-          </w:p>
-        </w:tc>
-      </w:tr>
-      <w:tr>
-        <w:trPr>
-          <w:cantSplit/>
-        </w:trPr>
-        <w:tc>
-          <w:tcPr>
-            <w:tcW w:w="3913" w:type="dxa"/>
-          </w:tcPr>
-          <w:p>
-            <w:pPr>
-              <w:rPr>
-                <w:rFonts w:ascii="Palatino Linotype" w:hAnsi="Palatino Linotype"/>
-                <w:i/>
-                <w:iCs/>
-                <w:color w:val="FF0000"/>
-              </w:rPr>
-              <w:pStyle w:val="Normal"/>
-              <w:spacing w:before="0" w:after="120" w:line="260" w:lineRule="auto"/>
-              <w:widowControl w:val="1"/>
-              <w:keepLines/>
-            </w:pPr>
-            <w:r>
-              <w:rPr>
-                <w:rFonts w:ascii="Palatino Linotype" w:hAnsi="Palatino Linotype"/>
-                <w:color w:val="000000"/>
-                <w:sz w:val="23"/>
-                <w:szCs w:val="23"/>
-              </w:rPr>
-              <w:t xml:space="preserve">Is the work scientifically sound and not misleading?</w:t>
-            </w:r>
-          </w:p>
-        </w:tc>
-        <w:tc>
-          <w:tcPr>
-            <w:tcW w:w="2745" w:type="dxa"/>
-          </w:tcPr>
-          <w:p>
-            <w:pPr>
-              <w:rPr>
-                <w:rFonts w:ascii="Palatino Linotype" w:hAnsi="Palatino Linotype"/>
-                <w:i/>
-                <w:iCs/>
-                <w:color w:val="FF0000"/>
-              </w:rPr>
-              <w:pStyle w:val="Normal"/>
-              <w:spacing w:before="0" w:after="120" w:line="260" w:lineRule="auto"/>
-              <w:widowControl w:val="1"/>
-              <w:keepLines/>
-            </w:pPr>
-            <w:r>
-              <w:rPr>
-                <w:rFonts w:ascii="Palatino Linotype" w:hAnsi="Palatino Linotype"/>
-                <w:color w:val="000000"/>
-                <w:sz w:val="23"/>
-                <w:szCs w:val="23"/>
-              </w:rPr>
-              <w:t xml:space="preserve">3/5 stars</w:t>
-            </w:r>
-          </w:p>
-        </w:tc>
-        <w:tc>
-          <w:tcPr>
-            <w:tcW w:w="2176" w:type="dxa"/>
-          </w:tcPr>
-          <w:p>
-            <w:pPr>
-              <w:rPr>
-                <w:rFonts w:ascii="Palatino Linotype" w:hAnsi="Palatino Linotype"/>
-                <w:i/>
-                <w:iCs/>
-                <w:color w:val="FF0000"/>
-              </w:rPr>
-              <w:pStyle w:val="Normal"/>
-              <w:spacing w:before="0" w:after="120" w:line="260" w:lineRule="auto"/>
-              <w:widowControl w:val="1"/>
-              <w:keepLines/>
-            </w:pPr>
-            <w:r>
-              <w:rPr>
-                <w:rFonts w:ascii="Palatino Linotype" w:hAnsi="Palatino Linotype"/>
-                <w:color w:val="FF0000"/>
-                <w:sz w:val="23"/>
-                <w:szCs w:val="23"/>
-              </w:rPr>
-              <w:t xml:space="preserve">See Responses 3, 6 and 7 for stronger comparisons and falsifiable claims.</w:t>
-            </w:r>
-          </w:p>
-        </w:tc>
-      </w:tr>
-      <w:tr>
-        <w:trPr>
-          <w:cantSplit/>
-        </w:trPr>
-        <w:tc>
-          <w:tcPr>
-            <w:tcW w:w="3913" w:type="dxa"/>
-          </w:tcPr>
-          <w:p>
-            <w:pPr>
-              <w:rPr>
-                <w:rFonts w:ascii="Palatino Linotype" w:hAnsi="Palatino Linotype"/>
-                <w:i/>
-                <w:iCs/>
-                <w:color w:val="FF0000"/>
-              </w:rPr>
-              <w:pStyle w:val="Normal"/>
-              <w:spacing w:before="0" w:after="120" w:line="260" w:lineRule="auto"/>
-              <w:widowControl w:val="1"/>
-              <w:keepLines/>
-            </w:pPr>
-            <w:r>
-              <w:rPr>
-                <w:rFonts w:ascii="Palatino Linotype" w:hAnsi="Palatino Linotype"/>
-                <w:color w:val="000000"/>
-                <w:sz w:val="23"/>
-                <w:szCs w:val="23"/>
-              </w:rPr>
-              <w:t xml:space="preserve">Are there appropriate and adequate references to related and previous work?</w:t>
-            </w:r>
-          </w:p>
-        </w:tc>
-        <w:tc>
-          <w:tcPr>
-            <w:tcW w:w="2745" w:type="dxa"/>
-          </w:tcPr>
-          <w:p>
-            <w:pPr>
-              <w:rPr>
-                <w:rFonts w:ascii="Palatino Linotype" w:hAnsi="Palatino Linotype"/>
-                <w:i/>
-                <w:iCs/>
-                <w:color w:val="FF0000"/>
-              </w:rPr>
-              <w:pStyle w:val="Normal"/>
-              <w:spacing w:before="0" w:after="120" w:line="260" w:lineRule="auto"/>
-              <w:widowControl w:val="1"/>
-              <w:keepLines/>
-            </w:pPr>
-            <w:r>
-              <w:rPr>
-                <w:rFonts w:ascii="Palatino Linotype" w:hAnsi="Palatino Linotype"/>
-                <w:color w:val="000000"/>
-                <w:sz w:val="23"/>
-                <w:szCs w:val="23"/>
-              </w:rPr>
-              <w:t xml:space="preserve">3/5 stars</w:t>
-            </w:r>
-          </w:p>
-        </w:tc>
-        <w:tc>
-          <w:tcPr>
-            <w:tcW w:w="2176" w:type="dxa"/>
-          </w:tcPr>
-          <w:p>
-            <w:pPr>
-              <w:rPr>
-                <w:rFonts w:ascii="Palatino Linotype" w:hAnsi="Palatino Linotype"/>
-                <w:i/>
-                <w:iCs/>
-                <w:color w:val="FF0000"/>
-              </w:rPr>
-              <w:pStyle w:val="Normal"/>
-              <w:spacing w:before="0" w:after="120" w:line="260" w:lineRule="auto"/>
-              <w:widowControl w:val="1"/>
-              <w:keepLines/>
-            </w:pPr>
-            <w:r>
-              <w:rPr>
-                <w:rFonts w:ascii="Palatino Linotype" w:hAnsi="Palatino Linotype"/>
-                <w:color w:val="FF0000"/>
-                <w:sz w:val="23"/>
-                <w:szCs w:val="23"/>
-              </w:rPr>
-              <w:t xml:space="preserve">See Responses 1, 5 and 9 for methods, positioning and reference corrections.</w:t>
-            </w:r>
-          </w:p>
-        </w:tc>
-      </w:tr>
-      <w:tr>
-        <w:trPr>
-          <w:cantSplit/>
-        </w:trPr>
-        <w:tc>
-          <w:tcPr>
-            <w:tcW w:w="3913" w:type="dxa"/>
-          </w:tcPr>
-          <w:p>
-            <w:pPr>
-              <w:rPr>
-                <w:rFonts w:ascii="Palatino Linotype" w:hAnsi="Palatino Linotype"/>
-                <w:i/>
-                <w:iCs/>
-                <w:color w:val="FF0000"/>
-              </w:rPr>
-              <w:pStyle w:val="Normal"/>
-              <w:spacing w:before="0" w:after="120" w:line="260" w:lineRule="auto"/>
-              <w:widowControl w:val="1"/>
-              <w:keepLines/>
-            </w:pPr>
-            <w:r>
-              <w:rPr>
-                <w:rFonts w:ascii="Palatino Linotype" w:hAnsi="Palatino Linotype"/>
-                <w:color w:val="000000"/>
-                <w:sz w:val="23"/>
-                <w:szCs w:val="23"/>
-              </w:rPr>
-              <w:t xml:space="preserve">Is the English used correct and readable?</w:t>
-            </w:r>
-          </w:p>
-        </w:tc>
-        <w:tc>
-          <w:tcPr>
-            <w:tcW w:w="2745" w:type="dxa"/>
-          </w:tcPr>
-          <w:p>
-            <w:pPr>
-              <w:rPr>
-                <w:rFonts w:ascii="Palatino Linotype" w:hAnsi="Palatino Linotype"/>
-                <w:i/>
-                <w:iCs/>
-                <w:color w:val="FF0000"/>
-              </w:rPr>
-              <w:pStyle w:val="Normal"/>
-              <w:spacing w:before="0" w:after="120" w:line="260" w:lineRule="auto"/>
-              <w:widowControl w:val="1"/>
-              <w:keepLines/>
-            </w:pPr>
-            <w:r>
-              <w:rPr>
-                <w:rFonts w:ascii="Palatino Linotype" w:hAnsi="Palatino Linotype"/>
-                <w:color w:val="000000"/>
-                <w:sz w:val="23"/>
-                <w:szCs w:val="23"/>
-              </w:rPr>
-              <w:t xml:space="preserve">The English is fine and does not require any improvement.</w:t>
-            </w:r>
-          </w:p>
-        </w:tc>
-        <w:tc>
-          <w:tcPr>
-            <w:tcW w:w="2176" w:type="dxa"/>
-          </w:tcPr>
-          <w:p>
-            <w:pPr>
-              <w:rPr>
-                <w:rFonts w:ascii="Palatino Linotype" w:hAnsi="Palatino Linotype"/>
-                <w:i/>
-                <w:iCs/>
-                <w:color w:val="FF0000"/>
-              </w:rPr>
-              <w:pStyle w:val="Normal"/>
-              <w:spacing w:before="0" w:after="120" w:line="260" w:lineRule="auto"/>
-              <w:widowControl w:val="1"/>
-              <w:keepLines/>
-            </w:pPr>
-            <w:r>
-              <w:rPr>
-                <w:rFonts w:ascii="Palatino Linotype" w:hAnsi="Palatino Linotype"/>
-                <w:color w:val="FF0000"/>
-                <w:sz w:val="23"/>
-                <w:szCs w:val="23"/>
-              </w:rPr>
-              <w:t xml:space="preserve">Thank you. The wording and typographical issues in Comment 9 have been corrected.</w:t>
+              <w:t xml:space="preserve">Thank you for reviewing the manuscript. We have applied OAL to the reviewed studies, added a coalition mission case and a concrete ledger application design, and strengthened the comparison with witnessed logs. We have also shortened the text and revised the figures and references. All locations below refer to the revised manuscript.</w:t>
             </w:r>
           </w:p>
         </w:tc>
@@ -667,17 +135,17 @@
           </w:tcPr>
           <w:p>
             <w:pPr>
+              <w:pStyle w:val="Normal"/>
+              <w:keepNext/>
+              <w:keepLines/>
+              <w:widowControl w:val="1"/>
+              <w:spacing w:before="0" w:after="120" w:line="260" w:lineRule="auto"/>
               <w:rPr>
                 <w:rFonts w:ascii="Palatino Linotype" w:hAnsi="Palatino Linotype"/>
                 <w:i/>
                 <w:iCs/>
                 <w:color w:val="FF0000"/>
               </w:rPr>
-              <w:pStyle w:val="Normal"/>
-              <w:spacing w:before="0" w:after="120" w:line="260" w:lineRule="auto"/>
-              <w:widowControl w:val="1"/>
-              <w:keepNext/>
-              <w:keepLines/>
             </w:pPr>
             <w:r>
               <w:rPr>
@@ -687,7 +155,7 @@
                 <w:sz w:val="23"/>
                 <w:szCs w:val="23"/>
               </w:rPr>
-              <w:t xml:space="preserve">3. Point-by-point response to Comments and Suggestions for Authors</w:t>
+              <w:t xml:space="preserve">2 Point by point response</w:t>
             </w:r>
           </w:p>
         </w:tc>
@@ -703,17 +171,17 @@
           </w:tcPr>
           <w:p>
             <w:pPr>
+              <w:pStyle w:val="Normal"/>
+              <w:keepNext/>
+              <w:keepLines/>
+              <w:widowControl w:val="1"/>
+              <w:spacing w:before="0" w:after="120" w:line="260" w:lineRule="auto"/>
               <w:rPr>
                 <w:rFonts w:ascii="Palatino Linotype" w:hAnsi="Palatino Linotype"/>
                 <w:i/>
                 <w:iCs/>
                 <w:color w:val="FF0000"/>
               </w:rPr>
-              <w:pStyle w:val="Normal"/>
-              <w:spacing w:before="0" w:after="120" w:line="260" w:lineRule="auto"/>
-              <w:widowControl w:val="1"/>
-              <w:keepNext/>
-              <w:keepLines/>
             </w:pPr>
             <w:r>
               <w:rPr>
@@ -738,16 +206,16 @@
           </w:tcPr>
           <w:p>
             <w:pPr>
+              <w:pStyle w:val="Normal"/>
+              <w:keepLines/>
+              <w:widowControl w:val="1"/>
+              <w:spacing w:before="0" w:after="120" w:line="260" w:lineRule="auto"/>
               <w:rPr>
                 <w:rFonts w:ascii="Palatino Linotype" w:hAnsi="Palatino Linotype"/>
                 <w:i/>
                 <w:iCs/>
                 <w:color w:val="FF0000"/>
               </w:rPr>
-              <w:pStyle w:val="Normal"/>
-              <w:spacing w:before="0" w:after="120" w:line="260" w:lineRule="auto"/>
-              <w:widowControl w:val="1"/>
-              <w:keepLines/>
             </w:pPr>
             <w:r>
               <w:rPr>
@@ -756,7 +224,7 @@
                 <w:sz w:val="23"/>
                 <w:szCs w:val="23"/>
               </w:rPr>
-              <w:t xml:space="preserve">Response 1: We added Section 2.1, “Identification and Selection”, and Section 2.2, “Full-Text Coding and Synthesis”. The methods identify OpenAlex, the retrieval date of 6 August 2026, 32 English queries, the date filter beginning on 1 January 2016, the top-25 retrieval limit per query, and DOI/OpenAlex deduplication, which yielded 571 candidate records. Section 2.1 gives example search strings, relevance criteria, and the roles of citation following and targeted publisher, author-repository and official-source retrieval.</w:t>
+              <w:t xml:space="preserve">Response 1: Sections 2.1–2.2 now describe the search sources and dates, queries, screening criteria, deduplication, and full-text coding procedure. They distinguish the 39-study analytical sample from the 123-reference bibliography and explain the roles of citation following and targeted retrieval. The purposive selection and single-extraction limits are stated in Sections 2 and 10.</w:t>
             </w:r>
           </w:p>
         </w:tc>
@@ -772,51 +240,17 @@
           </w:tcPr>
           <w:p>
             <w:pPr>
+              <w:pStyle w:val="Normal"/>
+              <w:keepNext w:val="1"/>
+              <w:keepLines/>
+              <w:widowControl w:val="1"/>
+              <w:spacing w:before="0" w:after="120" w:line="260" w:lineRule="auto"/>
               <w:rPr>
                 <w:rFonts w:ascii="Palatino Linotype" w:hAnsi="Palatino Linotype"/>
                 <w:i/>
                 <w:iCs/>
                 <w:color w:val="FF0000"/>
               </w:rPr>
-              <w:pStyle w:val="Normal"/>
-              <w:spacing w:before="0" w:after="120" w:line="260" w:lineRule="auto"/>
-              <w:widowControl w:val="1"/>
-              <w:keepLines/>
-            </w:pPr>
-            <w:r>
-              <w:rPr>
-                <w:rFonts w:ascii="Palatino Linotype" w:hAnsi="Palatino Linotype"/>
-                <w:color w:val="FF0000"/>
-                <w:sz w:val="23"/>
-                <w:szCs w:val="23"/>
-              </w:rPr>
-              <w:t xml:space="preserve">Targeted retrieval covered developments through 25 October 2026. Section 2 distinguishes the final 39-study analytical sample from the 123-reference bibliography: 19 studies address UAV, maritime AIS or underwater applications, 20 provide transferable mechanisms, and the remaining 84 references support context, foundations, standards or evaluation resources. Coding records mechanism claims and their supporting passages and evaluation settings. Section 2 states the purposive selection design and single extraction process; Section 5.4 examines sensitivity to study inclusion and coding choices, and Section 10 discusses the resulting coverage and interpretation limits.</w:t>
-            </w:r>
-          </w:p>
-        </w:tc>
-      </w:tr>
-      <w:tr>
-        <w:trPr>
-          <w:cantSplit/>
-        </w:trPr>
-        <w:tc>
-          <w:tcPr>
-            <w:tcW w:w="8834" w:type="dxa"/>
-            <w:gridSpan w:val="3"/>
-          </w:tcPr>
-          <w:p>
-            <w:pPr>
-              <w:rPr>
-                <w:rFonts w:ascii="Palatino Linotype" w:hAnsi="Palatino Linotype"/>
-                <w:i/>
-                <w:iCs/>
-                <w:color w:val="FF0000"/>
-              </w:rPr>
-              <w:pStyle w:val="Normal"/>
-              <w:spacing w:before="0" w:after="120" w:line="260" w:lineRule="auto"/>
-              <w:widowControl w:val="1"/>
-              <w:keepLines/>
-              <w:keepNext w:val="1"/>
             </w:pPr>
             <w:r>
               <w:rPr>
@@ -828,30 +262,19 @@
               <w:t xml:space="preserve">Comment 2: The framework is not applied to the reviewed literature</w:t>
             </w:r>
           </w:p>
-        </w:tc>
-      </w:tr>
-      <w:tr>
-        <w:trPr>
-          <w:cantSplit/>
-        </w:trPr>
-        <w:tc>
-          <w:tcPr>
-            <w:tcW w:w="8834" w:type="dxa"/>
-            <w:gridSpan w:val="3"/>
-          </w:tcPr>
           <w:p>
             <w:pPr>
+              <w:pStyle w:val="Normal"/>
+              <w:keepNext/>
+              <w:keepLines/>
+              <w:widowControl w:val="1"/>
+              <w:spacing w:before="0" w:after="120" w:line="260" w:lineRule="auto"/>
               <w:rPr>
                 <w:rFonts w:ascii="Palatino Linotype" w:hAnsi="Palatino Linotype"/>
                 <w:i/>
                 <w:iCs/>
                 <w:color w:val="FF0000"/>
               </w:rPr>
-              <w:pStyle w:val="Normal"/>
-              <w:spacing w:before="0" w:after="120" w:line="260" w:lineRule="auto"/>
-              <w:widowControl w:val="1"/>
-              <w:keepNext/>
-              <w:keepLines/>
             </w:pPr>
             <w:r>
               <w:rPr>
@@ -876,16 +299,16 @@
           </w:tcPr>
           <w:p>
             <w:pPr>
+              <w:pStyle w:val="Normal"/>
+              <w:keepLines/>
+              <w:widowControl w:val="1"/>
+              <w:spacing w:before="0" w:after="120" w:line="260" w:lineRule="auto"/>
               <w:rPr>
                 <w:rFonts w:ascii="Palatino Linotype" w:hAnsi="Palatino Linotype"/>
                 <w:i/>
                 <w:iCs/>
                 <w:color w:val="FF0000"/>
               </w:rPr>
-              <w:pStyle w:val="Normal"/>
-              <w:spacing w:before="0" w:after="120" w:line="260" w:lineRule="auto"/>
-              <w:widowControl w:val="1"/>
-              <w:keepLines/>
             </w:pPr>
             <w:r>
               <w:rPr>
@@ -894,7 +317,7 @@
                 <w:sz w:val="23"/>
                 <w:szCs w:val="23"/>
               </w:rPr>
-              <w:t xml:space="preserve">Response 2: Figure 3 combines the OAL schematic in panel (a) with a heatmap in panel (b), computed from 89 scoped claims across 39 full-text mechanism studies. Nineteen studies target UAV, maritime AIS or underwater applications; twenty supply transferable mechanisms. Each cell counts distinct studies for an exact object–assurance–stage association, and the L0–L5 summary permits overlapping evidence forms. Section 2 distinguishes intended application domain from actual evaluation setting, and Table 2 identifies the coded study groups and their sources.</w:t>
+              <w:t xml:space="preserve">Response 2: OAL is now applied to 39 full-text studies through 89 claim records. Figure 3 adds a coverage heatmap and L0–L5 evidence summary, and Table 2 identifies the study groups and sources. Sections 5.3–5.4 and Tables 5–6 compare mechanisms and report sensitivity to study selection and coding. Zero cells indicate no coded claim in this sample.</w:t>
             </w:r>
           </w:p>
         </w:tc>
@@ -910,85 +333,17 @@
           </w:tcPr>
           <w:p>
             <w:pPr>
+              <w:pStyle w:val="Normal"/>
+              <w:keepNext w:val="1"/>
+              <w:keepLines/>
+              <w:widowControl w:val="1"/>
+              <w:spacing w:before="0" w:after="120" w:line="260" w:lineRule="auto"/>
               <w:rPr>
                 <w:rFonts w:ascii="Palatino Linotype" w:hAnsi="Palatino Linotype"/>
                 <w:i/>
                 <w:iCs/>
                 <w:color w:val="FF0000"/>
               </w:rPr>
-              <w:pStyle w:val="Normal"/>
-              <w:spacing w:before="0" w:after="120" w:line="260" w:lineRule="auto"/>
-              <w:widowControl w:val="1"/>
-              <w:keepLines/>
-            </w:pPr>
-            <w:r>
-              <w:rPr>
-                <w:rFonts w:ascii="Palatino Linotype" w:hAnsi="Palatino Linotype"/>
-                <w:color w:val="FF0000"/>
-                <w:sz w:val="23"/>
-                <w:szCs w:val="23"/>
-              </w:rPr>
-              <w:t xml:space="preserve">Section 5.3 and Table 5 now make OAL’s analytical effect concrete. They distinguish original AIS-message protection from receiver-ledger provenance, physical corroboration from authentication, measured endpoint integrity from task suitability, and replicated-log recovery from dependent-product invalidation. Positive continuity mechanisms are included: UAV trust updates and routing adaptation already connect changed behavior to continued cooperation. One study reports an eight-UAV-node physical experiment, coded L3/L4 for cooperation/path adaptation, with its separate container consensus benchmark kept at L3. Desktop underwater cryptography, terrestrial-data proxy learning and PBFT’s unimplemented view-change path retain narrower evidence scopes. These comparisons identify specific composition requirements without treating every claim in a paper as validated by one prototype.</w:t>
-            </w:r>
-          </w:p>
-        </w:tc>
-      </w:tr>
-      <w:tr>
-        <w:trPr>
-          <w:cantSplit/>
-        </w:trPr>
-        <w:tc>
-          <w:tcPr>
-            <w:tcW w:w="8834" w:type="dxa"/>
-            <w:gridSpan w:val="3"/>
-          </w:tcPr>
-          <w:p>
-            <w:pPr>
-              <w:rPr>
-                <w:rFonts w:ascii="Palatino Linotype" w:hAnsi="Palatino Linotype"/>
-                <w:i/>
-                <w:iCs/>
-                <w:color w:val="FF0000"/>
-              </w:rPr>
-              <w:pStyle w:val="Normal"/>
-              <w:spacing w:before="0" w:after="120" w:line="260" w:lineRule="auto"/>
-              <w:widowControl w:val="1"/>
-              <w:keepLines/>
-            </w:pPr>
-            <w:r>
-              <w:rPr>
-                <w:rFonts w:ascii="Palatino Linotype" w:hAnsi="Palatino Linotype"/>
-                <w:color w:val="FF0000"/>
-                <w:sz w:val="23"/>
-                <w:szCs w:val="23"/>
-              </w:rPr>
-              <w:t xml:space="preserve">Section 5.4 and Table 6 report inclusion and coding sensitivity. Removing the four generic consensus papers leaves 35 studies, all 25 occupied cells and the same leading cell (D/G/F, 12 studies). The direct-domain stratum instead leads with E/G/A (six studies). We also tested exclusion of conceptual-only work and the proxy-data study, alternative entity/platform identity coding, and removal of each study in turn. Across the 39 leave-one-out analyses, occupancy ranges from 23 to 25 cells and D/G/F remains the leading cell with 15–16 studies. A conservative L3-only classification of the physical-node experiment removes L4 without changing the heatmap. The 71 zero cells denote no coded claim in the sample, rather than 71 established research gaps. Section 10 states the selection and single-extraction limits.</w:t>
-            </w:r>
-          </w:p>
-        </w:tc>
-      </w:tr>
-      <w:tr>
-        <w:trPr>
-          <w:cantSplit/>
-        </w:trPr>
-        <w:tc>
-          <w:tcPr>
-            <w:tcW w:w="8834" w:type="dxa"/>
-            <w:gridSpan w:val="3"/>
-          </w:tcPr>
-          <w:p>
-            <w:pPr>
-              <w:rPr>
-                <w:rFonts w:ascii="Palatino Linotype" w:hAnsi="Palatino Linotype"/>
-                <w:i/>
-                <w:iCs/>
-                <w:color w:val="FF0000"/>
-              </w:rPr>
-              <w:pStyle w:val="Normal"/>
-              <w:spacing w:before="0" w:after="120" w:line="260" w:lineRule="auto"/>
-              <w:widowControl w:val="1"/>
-              <w:keepLines/>
-              <w:keepNext w:val="1"/>
             </w:pPr>
             <w:r>
               <w:rPr>
@@ -1000,29 +355,18 @@
               <w:t xml:space="preserve">Comment 3: The need for blockchain is insufficiently justified</w:t>
             </w:r>
           </w:p>
-        </w:tc>
-      </w:tr>
-      <w:tr>
-        <w:trPr>
-          <w:cantSplit/>
-        </w:trPr>
-        <w:tc>
-          <w:tcPr>
-            <w:tcW w:w="8834" w:type="dxa"/>
-            <w:gridSpan w:val="3"/>
-          </w:tcPr>
           <w:p>
             <w:pPr>
+              <w:pStyle w:val="Normal"/>
+              <w:keepLines/>
+              <w:widowControl w:val="1"/>
+              <w:spacing w:before="0" w:after="120" w:line="260" w:lineRule="auto"/>
               <w:rPr>
                 <w:rFonts w:ascii="Palatino Linotype" w:hAnsi="Palatino Linotype"/>
                 <w:i/>
                 <w:iCs/>
                 <w:color w:val="FF0000"/>
               </w:rPr>
-              <w:pStyle w:val="Normal"/>
-              <w:spacing w:before="0" w:after="120" w:line="260" w:lineRule="auto"/>
-              <w:widowControl w:val="1"/>
-              <w:keepLines/>
             </w:pPr>
             <w:r>
               <w:rPr>
@@ -1047,16 +391,16 @@
           </w:tcPr>
           <w:p>
             <w:pPr>
+              <w:pStyle w:val="Normal"/>
+              <w:keepLines/>
+              <w:widowControl w:val="1"/>
+              <w:spacing w:before="0" w:after="120" w:line="260" w:lineRule="auto"/>
               <w:rPr>
                 <w:rFonts w:ascii="Palatino Linotype" w:hAnsi="Palatino Linotype"/>
                 <w:i/>
                 <w:iCs/>
                 <w:color w:val="FF0000"/>
               </w:rPr>
-              <w:pStyle w:val="Normal"/>
-              <w:spacing w:before="0" w:after="120" w:line="260" w:lineRule="auto"/>
-              <w:widowControl w:val="1"/>
-              <w:keepLines/>
             </w:pPr>
             <w:r>
               <w:rPr>
@@ -1081,17 +425,17 @@
           </w:tcPr>
           <w:p>
             <w:pPr>
+              <w:pStyle w:val="Normal"/>
+              <w:keepNext/>
+              <w:keepLines/>
+              <w:widowControl w:val="1"/>
+              <w:spacing w:before="0" w:after="120" w:line="260" w:lineRule="auto"/>
               <w:rPr>
                 <w:rFonts w:ascii="Palatino Linotype" w:hAnsi="Palatino Linotype"/>
                 <w:i/>
                 <w:iCs/>
                 <w:color w:val="FF0000"/>
               </w:rPr>
-              <w:pStyle w:val="Normal"/>
-              <w:spacing w:before="0" w:after="120" w:line="260" w:lineRule="auto"/>
-              <w:widowControl w:val="1"/>
-              <w:keepNext/>
-              <w:keepLines/>
             </w:pPr>
             <w:r>
               <w:rPr>
@@ -1116,16 +460,16 @@
           </w:tcPr>
           <w:p>
             <w:pPr>
+              <w:pStyle w:val="Normal"/>
+              <w:keepLines/>
+              <w:widowControl w:val="1"/>
+              <w:spacing w:before="0" w:after="120" w:line="260" w:lineRule="auto"/>
               <w:rPr>
                 <w:rFonts w:ascii="Palatino Linotype" w:hAnsi="Palatino Linotype"/>
                 <w:i/>
                 <w:iCs/>
                 <w:color w:val="FF0000"/>
               </w:rPr>
-              <w:pStyle w:val="Normal"/>
-              <w:spacing w:before="0" w:after="120" w:line="260" w:lineRule="auto"/>
-              <w:widowControl w:val="1"/>
-              <w:keepLines/>
             </w:pPr>
             <w:r>
               <w:rPr>
@@ -1134,7 +478,7 @@
                 <w:sz w:val="23"/>
                 <w:szCs w:val="23"/>
               </w:rPr>
-              <w:t xml:space="preserve">Response 3: Section 7.1 now states explicitly that ledger value is confined to shared-governance conditions. The concrete coalition contains a mission authority, research operator, communications provider and data/audit provider. It identifies the unilateral changes to prevent: policy replacement, removal of acknowledged evidence, and self-approval of a provider’s data. Wüst and Gervais and Locher et al. are now used to frame the adoption decision.</w:t>
+              <w:t xml:space="preserve">Response 3: Section 7.1 now defines the coalition, the unilateral changes to prevent, and the governance conditions for ledger adoption. It includes the requested decision frameworks and a witnessed-log baseline with matched rules. Sections 7.1 and 9.1 discuss TradeLens. Section 7.2 and Table 9 compare seven consensus families against mission requirements and map suitable options to the mission scenarios. The comparison supports a conditional choice based on governance and implementation cost.</w:t>
             </w:r>
           </w:p>
         </w:tc>
@@ -1150,119 +494,17 @@
           </w:tcPr>
           <w:p>
             <w:pPr>
+              <w:pStyle w:val="Normal"/>
+              <w:keepNext w:val="1"/>
+              <w:keepLines/>
+              <w:widowControl w:val="1"/>
+              <w:spacing w:before="0" w:after="120" w:line="260" w:lineRule="auto"/>
               <w:rPr>
                 <w:rFonts w:ascii="Palatino Linotype" w:hAnsi="Palatino Linotype"/>
                 <w:i/>
                 <w:iCs/>
                 <w:color w:val="FF0000"/>
               </w:rPr>
-              <w:pStyle w:val="Normal"/>
-              <w:spacing w:before="0" w:after="120" w:line="260" w:lineRule="auto"/>
-              <w:widowControl w:val="1"/>
-              <w:keepLines/>
-            </w:pPr>
-            <w:r>
-              <w:rPr>
-                <w:rFonts w:ascii="Palatino Linotype" w:hAnsi="Palatino Linotype"/>
-                <w:color w:val="FF0000"/>
-                <w:sz w:val="23"/>
-                <w:szCs w:val="23"/>
-              </w:rPr>
-              <w:t xml:space="preserve">We adopt the stronger baseline requested in the comment. A consistency-only witness and a policy-validating witness provide different guarantees. With the same independent parties, authorization rule, epoch history and retention, a validating witnessed log can provide the same safety decisions as the modeled ledger. The replay shows this equality. The choice therefore depends on implementation cost, availability and recovery under the required governance conditions.</w:t>
-            </w:r>
-          </w:p>
-        </w:tc>
-      </w:tr>
-      <w:tr>
-        <w:trPr>
-          <w:cantSplit/>
-        </w:trPr>
-        <w:tc>
-          <w:tcPr>
-            <w:tcW w:w="8834" w:type="dxa"/>
-            <w:gridSpan w:val="3"/>
-          </w:tcPr>
-          <w:p>
-            <w:pPr>
-              <w:rPr>
-                <w:rFonts w:ascii="Palatino Linotype" w:hAnsi="Palatino Linotype"/>
-                <w:i/>
-                <w:iCs/>
-                <w:color w:val="FF0000"/>
-              </w:rPr>
-              <w:pStyle w:val="Normal"/>
-              <w:spacing w:before="0" w:after="120" w:line="260" w:lineRule="auto"/>
-              <w:widowControl w:val="1"/>
-              <w:keepLines/>
-            </w:pPr>
-            <w:r>
-              <w:rPr>
-                <w:rFonts w:ascii="Palatino Linotype" w:hAnsi="Palatino Linotype"/>
-                <w:color w:val="FF0000"/>
-                <w:sz w:val="23"/>
-                <w:szCs w:val="23"/>
-              </w:rPr>
-              <w:t xml:space="preserve">The TradeLens discontinuation is discussed in Sections 7.1 and 9.1 using Maersk’s announcement. It is treated as evidence about industry collaboration and commercial viability, not as a demonstrated consensus-protocol failure.</w:t>
-            </w:r>
-          </w:p>
-        </w:tc>
-      </w:tr>
-      <w:tr>
-        <w:trPr>
-          <w:cantSplit/>
-        </w:trPr>
-        <w:tc>
-          <w:tcPr>
-            <w:tcW w:w="8834" w:type="dxa"/>
-            <w:gridSpan w:val="3"/>
-          </w:tcPr>
-          <w:p>
-            <w:pPr>
-              <w:rPr>
-                <w:rFonts w:ascii="Palatino Linotype" w:hAnsi="Palatino Linotype"/>
-                <w:i/>
-                <w:iCs/>
-                <w:color w:val="FF0000"/>
-              </w:rPr>
-              <w:pStyle w:val="Normal"/>
-              <w:spacing w:before="0" w:after="120" w:line="260" w:lineRule="auto"/>
-              <w:widowControl w:val="1"/>
-              <w:keepLines/>
-            </w:pPr>
-            <w:r>
-              <w:rPr>
-                <w:rFonts w:ascii="Palatino Linotype" w:hAnsi="Palatino Linotype"/>
-                <w:color w:val="FF0000"/>
-                <w:sz w:val="23"/>
-                <w:szCs w:val="23"/>
-              </w:rPr>
-              <w:t xml:space="preserve">Section 7.2 and Table 9 assess consensus mechanisms against requirements for fault domains, partition behavior, a stated deadline, membership epochs, heterogeneous nodes, power and constrained-link traffic. The analysis covers Raft, classical/SmartBFT, HotStuff, CometBFT, authority-based, DAG-based and IoT-oriented designs. CometBFT is described by its round/vote/gossip protocol, and Narwhal dissemination is distinguished from Tusk ordering. The mapping leads to crash replication for a single operator, Byzantine ordering plus joint application validation (or an equivalent log) for the shore coalition, and local signed records with delayed reconciliation for a disconnected UUV group. Švarcmajer et al. is included as a requirement-driven selection reference.</w:t>
-            </w:r>
-          </w:p>
-        </w:tc>
-      </w:tr>
-      <w:tr>
-        <w:trPr>
-          <w:cantSplit/>
-        </w:trPr>
-        <w:tc>
-          <w:tcPr>
-            <w:tcW w:w="8834" w:type="dxa"/>
-            <w:gridSpan w:val="3"/>
-          </w:tcPr>
-          <w:p>
-            <w:pPr>
-              <w:rPr>
-                <w:rFonts w:ascii="Palatino Linotype" w:hAnsi="Palatino Linotype"/>
-                <w:i/>
-                <w:iCs/>
-                <w:color w:val="FF0000"/>
-              </w:rPr>
-              <w:pStyle w:val="Normal"/>
-              <w:spacing w:before="0" w:after="120" w:line="260" w:lineRule="auto"/>
-              <w:widowControl w:val="1"/>
-              <w:keepLines/>
-              <w:keepNext w:val="1"/>
             </w:pPr>
             <w:r>
               <w:rPr>
@@ -1274,29 +516,18 @@
               <w:t xml:space="preserve">Comment 4: Section 7 names Hyperledger Fabric but specifies none of the following:</w:t>
             </w:r>
           </w:p>
-        </w:tc>
-      </w:tr>
-      <w:tr>
-        <w:trPr>
-          <w:cantSplit/>
-        </w:trPr>
-        <w:tc>
-          <w:tcPr>
-            <w:tcW w:w="8834" w:type="dxa"/>
-            <w:gridSpan w:val="3"/>
-          </w:tcPr>
           <w:p>
             <w:pPr>
+              <w:pStyle w:val="Normal"/>
+              <w:keepLines/>
+              <w:widowControl w:val="1"/>
+              <w:spacing w:before="0" w:after="120" w:line="260" w:lineRule="auto"/>
               <w:rPr>
                 <w:rFonts w:ascii="Palatino Linotype" w:hAnsi="Palatino Linotype"/>
                 <w:i/>
                 <w:iCs/>
                 <w:color w:val="FF0000"/>
               </w:rPr>
-              <w:pStyle w:val="Normal"/>
-              <w:spacing w:before="0" w:after="120" w:line="260" w:lineRule="auto"/>
-              <w:widowControl w:val="1"/>
-              <w:keepLines/>
             </w:pPr>
             <w:r>
               <w:rPr>
@@ -1321,16 +552,16 @@
           </w:tcPr>
           <w:p>
             <w:pPr>
+              <w:pStyle w:val="Normal"/>
+              <w:keepLines/>
+              <w:widowControl w:val="1"/>
+              <w:spacing w:before="0" w:after="120" w:line="260" w:lineRule="auto"/>
               <w:rPr>
                 <w:rFonts w:ascii="Palatino Linotype" w:hAnsi="Palatino Linotype"/>
                 <w:i/>
                 <w:iCs/>
                 <w:color w:val="FF0000"/>
               </w:rPr>
-              <w:pStyle w:val="Normal"/>
-              <w:spacing w:before="0" w:after="120" w:line="260" w:lineRule="auto"/>
-              <w:widowControl w:val="1"/>
-              <w:keepLines/>
             </w:pPr>
             <w:r>
               <w:rPr>
@@ -1355,16 +586,16 @@
           </w:tcPr>
           <w:p>
             <w:pPr>
+              <w:pStyle w:val="Normal"/>
+              <w:keepLines/>
+              <w:widowControl w:val="1"/>
+              <w:spacing w:before="0" w:after="120" w:line="260" w:lineRule="auto"/>
               <w:rPr>
                 <w:rFonts w:ascii="Palatino Linotype" w:hAnsi="Palatino Linotype"/>
                 <w:i/>
                 <w:iCs/>
                 <w:color w:val="FF0000"/>
               </w:rPr>
-              <w:pStyle w:val="Normal"/>
-              <w:spacing w:before="0" w:after="120" w:line="260" w:lineRule="auto"/>
-              <w:widowControl w:val="1"/>
-              <w:keepLines/>
             </w:pPr>
             <w:r>
               <w:rPr>
@@ -1389,16 +620,16 @@
           </w:tcPr>
           <w:p>
             <w:pPr>
+              <w:pStyle w:val="Normal"/>
+              <w:keepLines/>
+              <w:widowControl w:val="1"/>
+              <w:spacing w:before="0" w:after="120" w:line="260" w:lineRule="auto"/>
               <w:rPr>
                 <w:rFonts w:ascii="Palatino Linotype" w:hAnsi="Palatino Linotype"/>
                 <w:i/>
                 <w:iCs/>
                 <w:color w:val="FF0000"/>
               </w:rPr>
-              <w:pStyle w:val="Normal"/>
-              <w:spacing w:before="0" w:after="120" w:line="260" w:lineRule="auto"/>
-              <w:widowControl w:val="1"/>
-              <w:keepLines/>
             </w:pPr>
             <w:r>
               <w:rPr>
@@ -1423,16 +654,16 @@
           </w:tcPr>
           <w:p>
             <w:pPr>
+              <w:pStyle w:val="Normal"/>
+              <w:keepLines/>
+              <w:widowControl w:val="1"/>
+              <w:spacing w:before="0" w:after="120" w:line="260" w:lineRule="auto"/>
               <w:rPr>
                 <w:rFonts w:ascii="Palatino Linotype" w:hAnsi="Palatino Linotype"/>
                 <w:i/>
                 <w:iCs/>
                 <w:color w:val="FF0000"/>
               </w:rPr>
-              <w:pStyle w:val="Normal"/>
-              <w:spacing w:before="0" w:after="120" w:line="260" w:lineRule="auto"/>
-              <w:widowControl w:val="1"/>
-              <w:keepLines/>
             </w:pPr>
             <w:r>
               <w:rPr>
@@ -1457,17 +688,17 @@
           </w:tcPr>
           <w:p>
             <w:pPr>
+              <w:pStyle w:val="Normal"/>
+              <w:keepNext/>
+              <w:keepLines/>
+              <w:widowControl w:val="1"/>
+              <w:spacing w:before="0" w:after="120" w:line="260" w:lineRule="auto"/>
               <w:rPr>
                 <w:rFonts w:ascii="Palatino Linotype" w:hAnsi="Palatino Linotype"/>
                 <w:i/>
                 <w:iCs/>
                 <w:color w:val="FF0000"/>
               </w:rPr>
-              <w:pStyle w:val="Normal"/>
-              <w:spacing w:before="0" w:after="120" w:line="260" w:lineRule="auto"/>
-              <w:widowControl w:val="1"/>
-              <w:keepNext/>
-              <w:keepLines/>
             </w:pPr>
             <w:r>
               <w:rPr>
@@ -1492,16 +723,16 @@
           </w:tcPr>
           <w:p>
             <w:pPr>
+              <w:pStyle w:val="Normal"/>
+              <w:keepLines/>
+              <w:widowControl w:val="1"/>
+              <w:spacing w:before="0" w:after="120" w:line="260" w:lineRule="auto"/>
               <w:rPr>
                 <w:rFonts w:ascii="Palatino Linotype" w:hAnsi="Palatino Linotype"/>
                 <w:i/>
                 <w:iCs/>
                 <w:color w:val="FF0000"/>
               </w:rPr>
-              <w:pStyle w:val="Normal"/>
-              <w:spacing w:before="0" w:after="120" w:line="260" w:lineRule="auto"/>
-              <w:widowControl w:val="1"/>
-              <w:keepLines/>
             </w:pPr>
             <w:r>
               <w:rPr>
@@ -1510,7 +741,7 @@
                 <w:sz w:val="23"/>
                 <w:szCs w:val="23"/>
               </w:rPr>
-              <w:t xml:space="preserve">Response 4: Section 7.3 now specifies one coalition provenance-and-revocation pattern. A–D each host a shore peer and orderer; the USV is a cache/forwarder and the UUV has no consensus vote. The endorsement rule is A AND B AND (C OR D), including governed policy/configuration changes. The text identifies the separate availability constraints of ordering quorum and mandatory application endorsers.</w:t>
+              <w:t xml:space="preserve">Response 4: Sections 7.3–7.4 now specify a coalition provenance-and-revocation design, covering the data model, endorsement policy, chaincode operations, constrained-vehicle verification, and node placement during partitions. Table 11 provides application payload sizes and acoustic-link budgets for Ed25519 and ML-DSA-44. These are design specifications and payload calculations; full Fabric transaction sizes and deployment performance remain to be measured.</w:t>
             </w:r>
           </w:p>
         </w:tc>
@@ -1526,119 +757,17 @@
           </w:tcPr>
           <w:p>
             <w:pPr>
+              <w:pStyle w:val="Normal"/>
+              <w:keepNext w:val="1"/>
+              <w:keepLines/>
+              <w:widowControl w:val="1"/>
+              <w:spacing w:before="0" w:after="120" w:line="260" w:lineRule="auto"/>
               <w:rPr>
                 <w:rFonts w:ascii="Palatino Linotype" w:hAnsi="Palatino Linotype"/>
                 <w:i/>
                 <w:iCs/>
                 <w:color w:val="FF0000"/>
               </w:rPr>
-              <w:pStyle w:val="Normal"/>
-              <w:spacing w:before="0" w:after="120" w:line="260" w:lineRule="auto"/>
-              <w:widowControl w:val="1"/>
-              <w:keepLines/>
-            </w:pPr>
-            <w:r>
-              <w:rPr>
-                <w:rFonts w:ascii="Palatino Linotype" w:hAnsi="Palatino Linotype"/>
-                <w:color w:val="FF0000"/>
-                <w:sz w:val="23"/>
-                <w:szCs w:val="23"/>
-              </w:rPr>
-              <w:t xml:space="preserve">The pattern defines state keys and deterministic CommitBatch, JudgeRecord, UpdatePolicy and RevokeKey operations, including read-set validation, idempotent retry, historical key state, event-time revocation and preserved audit judgments. Section 7.3 gives the source-body fields and their widths, totaling 154 bytes. Adding an Ed25519 signature produces a 218-byte record; a signed ten-record batch commitment occupies 220 bytes. We also calculated 525 application bytes for the canonical JSON gateway payload.</w:t>
-            </w:r>
-          </w:p>
-        </w:tc>
-      </w:tr>
-      <w:tr>
-        <w:trPr>
-          <w:cantSplit/>
-        </w:trPr>
-        <w:tc>
-          <w:tcPr>
-            <w:tcW w:w="8834" w:type="dxa"/>
-            <w:gridSpan w:val="3"/>
-          </w:tcPr>
-          <w:p>
-            <w:pPr>
-              <w:rPr>
-                <w:rFonts w:ascii="Palatino Linotype" w:hAnsi="Palatino Linotype"/>
-                <w:i/>
-                <w:iCs/>
-                <w:color w:val="FF0000"/>
-              </w:rPr>
-              <w:pStyle w:val="Normal"/>
-              <w:spacing w:before="0" w:after="120" w:line="260" w:lineRule="auto"/>
-              <w:widowControl w:val="1"/>
-              <w:keepLines/>
-            </w:pPr>
-            <w:r>
-              <w:rPr>
-                <w:rFonts w:ascii="Palatino Linotype" w:hAnsi="Palatino Linotype"/>
-                <w:color w:val="FF0000"/>
-                <w:sz w:val="23"/>
-                <w:szCs w:val="23"/>
-              </w:rPr>
-              <w:t xml:space="preserve">“Verify supported proofs” is replaced by concrete checks: pinned organization/epoch keys, the required distinct signers, signatures, checkpoint sequence, source-record signature, index/count and a four-hash Merkle branch. An application receipt is issued only after a valid Fabric commit and application-state check. The manuscript explicitly distinguishes this jointly attested receipt from native verification of all Fabric execution; ordering inclusion alone is insufficient.</w:t>
-            </w:r>
-          </w:p>
-        </w:tc>
-      </w:tr>
-      <w:tr>
-        <w:trPr>
-          <w:cantSplit/>
-        </w:trPr>
-        <w:tc>
-          <w:tcPr>
-            <w:tcW w:w="8834" w:type="dxa"/>
-            <w:gridSpan w:val="3"/>
-          </w:tcPr>
-          <w:p>
-            <w:pPr>
-              <w:rPr>
-                <w:rFonts w:ascii="Palatino Linotype" w:hAnsi="Palatino Linotype"/>
-                <w:i/>
-                <w:iCs/>
-                <w:color w:val="FF0000"/>
-              </w:rPr>
-              <w:pStyle w:val="Normal"/>
-              <w:spacing w:before="0" w:after="120" w:line="260" w:lineRule="auto"/>
-              <w:widowControl w:val="1"/>
-              <w:keepLines/>
-            </w:pPr>
-            <w:r>
-              <w:rPr>
-                <w:rFonts w:ascii="Palatino Linotype" w:hAnsi="Palatino Linotype"/>
-                <w:color w:val="FF0000"/>
-                <w:sz w:val="23"/>
-                <w:szCs w:val="23"/>
-              </w:rPr>
-              <w:t xml:space="preserve">Section 7.4 and Table 11 calculate payload serialization at 100, 1000 and 5000 bit/s, including Ed25519 and ML-DSA-44 signature lengths. At 100 bit/s, the 220-byte Ed25519 batch needs at least 17.60 s and the 2576-byte ML-DSA-44 batch 206.08 s; a source record with proof and three-signature receipt is 697 bytes. Propagation, retries, provisioning and transport overhead are identified separately. These values describe application payloads. Full Fabric envelopes add configuration-dependent bytes, while deployment, consensus and acoustic performance require implementation measurements.</w:t>
-            </w:r>
-          </w:p>
-        </w:tc>
-      </w:tr>
-      <w:tr>
-        <w:trPr>
-          <w:cantSplit/>
-        </w:trPr>
-        <w:tc>
-          <w:tcPr>
-            <w:tcW w:w="8834" w:type="dxa"/>
-            <w:gridSpan w:val="3"/>
-          </w:tcPr>
-          <w:p>
-            <w:pPr>
-              <w:rPr>
-                <w:rFonts w:ascii="Palatino Linotype" w:hAnsi="Palatino Linotype"/>
-                <w:i/>
-                <w:iCs/>
-                <w:color w:val="FF0000"/>
-              </w:rPr>
-              <w:pStyle w:val="Normal"/>
-              <w:spacing w:before="0" w:after="120" w:line="260" w:lineRule="auto"/>
-              <w:widowControl w:val="1"/>
-              <w:keepLines/>
-              <w:keepNext w:val="1"/>
             </w:pPr>
             <w:r>
               <w:rPr>
@@ -1650,29 +779,18 @@
               <w:t xml:space="preserve">Comment 5: The following bodies of work are directly relevant but absent:</w:t>
             </w:r>
           </w:p>
-        </w:tc>
-      </w:tr>
-      <w:tr>
-        <w:trPr>
-          <w:cantSplit/>
-        </w:trPr>
-        <w:tc>
-          <w:tcPr>
-            <w:tcW w:w="8834" w:type="dxa"/>
-            <w:gridSpan w:val="3"/>
-          </w:tcPr>
           <w:p>
             <w:pPr>
+              <w:pStyle w:val="Normal"/>
+              <w:keepLines/>
+              <w:widowControl w:val="1"/>
+              <w:spacing w:before="0" w:after="120" w:line="260" w:lineRule="auto"/>
               <w:rPr>
                 <w:rFonts w:ascii="Palatino Linotype" w:hAnsi="Palatino Linotype"/>
                 <w:i/>
                 <w:iCs/>
                 <w:color w:val="FF0000"/>
               </w:rPr>
-              <w:pStyle w:val="Normal"/>
-              <w:spacing w:before="0" w:after="120" w:line="260" w:lineRule="auto"/>
-              <w:widowControl w:val="1"/>
-              <w:keepLines/>
             </w:pPr>
             <w:r>
               <w:rPr>
@@ -1697,16 +815,16 @@
           </w:tcPr>
           <w:p>
             <w:pPr>
+              <w:pStyle w:val="Normal"/>
+              <w:keepLines/>
+              <w:widowControl w:val="1"/>
+              <w:spacing w:before="0" w:after="120" w:line="260" w:lineRule="auto"/>
               <w:rPr>
                 <w:rFonts w:ascii="Palatino Linotype" w:hAnsi="Palatino Linotype"/>
                 <w:i/>
                 <w:iCs/>
                 <w:color w:val="FF0000"/>
               </w:rPr>
-              <w:pStyle w:val="Normal"/>
-              <w:spacing w:before="0" w:after="120" w:line="260" w:lineRule="auto"/>
-              <w:widowControl w:val="1"/>
-              <w:keepLines/>
             </w:pPr>
             <w:r>
               <w:rPr>
@@ -1731,16 +849,16 @@
           </w:tcPr>
           <w:p>
             <w:pPr>
+              <w:pStyle w:val="Normal"/>
+              <w:keepLines/>
+              <w:widowControl w:val="1"/>
+              <w:spacing w:before="0" w:after="120" w:line="260" w:lineRule="auto"/>
               <w:rPr>
                 <w:rFonts w:ascii="Palatino Linotype" w:hAnsi="Palatino Linotype"/>
                 <w:i/>
                 <w:iCs/>
                 <w:color w:val="FF0000"/>
               </w:rPr>
-              <w:pStyle w:val="Normal"/>
-              <w:spacing w:before="0" w:after="120" w:line="260" w:lineRule="auto"/>
-              <w:widowControl w:val="1"/>
-              <w:keepLines/>
             </w:pPr>
             <w:r>
               <w:rPr>
@@ -1765,16 +883,16 @@
           </w:tcPr>
           <w:p>
             <w:pPr>
+              <w:pStyle w:val="Normal"/>
+              <w:keepLines/>
+              <w:widowControl w:val="1"/>
+              <w:spacing w:before="0" w:after="120" w:line="260" w:lineRule="auto"/>
               <w:rPr>
                 <w:rFonts w:ascii="Palatino Linotype" w:hAnsi="Palatino Linotype"/>
                 <w:i/>
                 <w:iCs/>
                 <w:color w:val="FF0000"/>
               </w:rPr>
-              <w:pStyle w:val="Normal"/>
-              <w:spacing w:before="0" w:after="120" w:line="260" w:lineRule="auto"/>
-              <w:widowControl w:val="1"/>
-              <w:keepLines/>
             </w:pPr>
             <w:r>
               <w:rPr>
@@ -1799,16 +917,16 @@
           </w:tcPr>
           <w:p>
             <w:pPr>
+              <w:pStyle w:val="Normal"/>
+              <w:keepLines/>
+              <w:widowControl w:val="1"/>
+              <w:spacing w:before="0" w:after="120" w:line="260" w:lineRule="auto"/>
               <w:rPr>
                 <w:rFonts w:ascii="Palatino Linotype" w:hAnsi="Palatino Linotype"/>
                 <w:i/>
                 <w:iCs/>
                 <w:color w:val="FF0000"/>
               </w:rPr>
-              <w:pStyle w:val="Normal"/>
-              <w:spacing w:before="0" w:after="120" w:line="260" w:lineRule="auto"/>
-              <w:widowControl w:val="1"/>
-              <w:keepLines/>
             </w:pPr>
             <w:r>
               <w:rPr>
@@ -1833,17 +951,17 @@
           </w:tcPr>
           <w:p>
             <w:pPr>
+              <w:pStyle w:val="Normal"/>
+              <w:keepNext/>
+              <w:keepLines/>
+              <w:widowControl w:val="1"/>
+              <w:spacing w:before="0" w:after="120" w:line="260" w:lineRule="auto"/>
               <w:rPr>
                 <w:rFonts w:ascii="Palatino Linotype" w:hAnsi="Palatino Linotype"/>
                 <w:i/>
                 <w:iCs/>
                 <w:color w:val="FF0000"/>
               </w:rPr>
-              <w:pStyle w:val="Normal"/>
-              <w:spacing w:before="0" w:after="120" w:line="260" w:lineRule="auto"/>
-              <w:widowControl w:val="1"/>
-              <w:keepNext/>
-              <w:keepLines/>
             </w:pPr>
             <w:r>
               <w:rPr>
@@ -1868,16 +986,16 @@
           </w:tcPr>
           <w:p>
             <w:pPr>
+              <w:pStyle w:val="Normal"/>
+              <w:keepLines/>
+              <w:widowControl w:val="1"/>
+              <w:spacing w:before="0" w:after="120" w:line="260" w:lineRule="auto"/>
               <w:rPr>
                 <w:rFonts w:ascii="Palatino Linotype" w:hAnsi="Palatino Linotype"/>
                 <w:i/>
                 <w:iCs/>
                 <w:color w:val="FF0000"/>
               </w:rPr>
-              <w:pStyle w:val="Normal"/>
-              <w:spacing w:before="0" w:after="120" w:line="260" w:lineRule="auto"/>
-              <w:widowControl w:val="1"/>
-              <w:keepLines/>
             </w:pPr>
             <w:r>
               <w:rPr>
@@ -1886,7 +1004,7 @@
                 <w:sz w:val="23"/>
                 <w:szCs w:val="23"/>
               </w:rPr>
-              <w:t xml:space="preserve">Response 5: The missing bodies of work have been added and connected to the relevant claims. The oracle problem is named in the Introduction and Section 4.3, with Caldarelli and Al-Breiki et al. Transparency logs and signing are discussed through RFC 6962/9162 and Sigstore in Section 4.3 and used in the baseline argument in Section 7.1.</w:t>
+              <w:t xml:space="preserve">Response 5: We added the requested literature on oracles and transparency logs (Introduction and Section 4.3), disruption-tolerant networking (Section 3.1), MAPE-K and JDL (Section 6.3), and assurance cases and maritime autonomy regulation (Section 9.3). The revised discussion explains how these established approaches relate to OAL and the CTG loop.</w:t>
             </w:r>
           </w:p>
         </w:tc>
@@ -1902,85 +1020,17 @@
           </w:tcPr>
           <w:p>
             <w:pPr>
+              <w:pStyle w:val="Normal"/>
+              <w:keepNext/>
+              <w:keepLines/>
+              <w:widowControl w:val="1"/>
+              <w:spacing w:before="0" w:after="120" w:line="260" w:lineRule="auto"/>
               <w:rPr>
                 <w:rFonts w:ascii="Palatino Linotype" w:hAnsi="Palatino Linotype"/>
                 <w:i/>
                 <w:iCs/>
                 <w:color w:val="FF0000"/>
               </w:rPr>
-              <w:pStyle w:val="Normal"/>
-              <w:spacing w:before="0" w:after="120" w:line="260" w:lineRule="auto"/>
-              <w:widowControl w:val="1"/>
-              <w:keepLines/>
-            </w:pPr>
-            <w:r>
-              <w:rPr>
-                <w:rFonts w:ascii="Palatino Linotype" w:hAnsi="Palatino Linotype"/>
-                <w:color w:val="FF0000"/>
-                <w:sz w:val="23"/>
-                <w:szCs w:val="23"/>
-              </w:rPr>
-              <w:t xml:space="preserve">Section 3.1 connects intermittent contact to Bundle Protocol version 7 and BPSec (RFC 9171/9172), while keeping message delivery separate from authority and freshness. Section 6.3 positions CTG relative to MAPE-K and the JDL fusion model. Section 9.3 maps OAL content to GSN and SACM and distinguishes UL 4600’s safety-case requirements from an argument notation.</w:t>
-            </w:r>
-          </w:p>
-        </w:tc>
-      </w:tr>
-      <w:tr>
-        <w:trPr>
-          <w:cantSplit/>
-        </w:trPr>
-        <w:tc>
-          <w:tcPr>
-            <w:tcW w:w="8834" w:type="dxa"/>
-            <w:gridSpan w:val="3"/>
-          </w:tcPr>
-          <w:p>
-            <w:pPr>
-              <w:rPr>
-                <w:rFonts w:ascii="Palatino Linotype" w:hAnsi="Palatino Linotype"/>
-                <w:i/>
-                <w:iCs/>
-                <w:color w:val="FF0000"/>
-              </w:rPr>
-              <w:pStyle w:val="Normal"/>
-              <w:spacing w:before="0" w:after="120" w:line="260" w:lineRule="auto"/>
-              <w:widowControl w:val="1"/>
-              <w:keepLines/>
-            </w:pPr>
-            <w:r>
-              <w:rPr>
-                <w:rFonts w:ascii="Palatino Linotype" w:hAnsi="Palatino Linotype"/>
-                <w:color w:val="FF0000"/>
-                <w:sz w:val="23"/>
-                <w:szCs w:val="23"/>
-              </w:rPr>
-              <w:t xml:space="preserve">Section 9.3 also addresses IMO MSC.1/Circ.1604 and 1638, the MASS Code and DNV-CG-0264. The non-mandatory MASS Code was adopted in May 2026 and took effect on 1 July 2026. Its applicability is tied to the actual vessel and operation. These references identify the maritime context and application requirements; conformance requires assessment against the applicable instrument.</w:t>
-            </w:r>
-          </w:p>
-        </w:tc>
-      </w:tr>
-      <w:tr>
-        <w:trPr>
-          <w:cantSplit/>
-        </w:trPr>
-        <w:tc>
-          <w:tcPr>
-            <w:tcW w:w="8834" w:type="dxa"/>
-            <w:gridSpan w:val="3"/>
-          </w:tcPr>
-          <w:p>
-            <w:pPr>
-              <w:rPr>
-                <w:rFonts w:ascii="Palatino Linotype" w:hAnsi="Palatino Linotype"/>
-                <w:i/>
-                <w:iCs/>
-                <w:color w:val="FF0000"/>
-              </w:rPr>
-              <w:pStyle w:val="Normal"/>
-              <w:spacing w:before="0" w:after="120" w:line="260" w:lineRule="auto"/>
-              <w:widowControl w:val="1"/>
-              <w:keepNext/>
-              <w:keepLines/>
             </w:pPr>
             <w:r>
               <w:rPr>
@@ -2005,16 +1055,16 @@
           </w:tcPr>
           <w:p>
             <w:pPr>
+              <w:pStyle w:val="Normal"/>
+              <w:keepLines/>
+              <w:widowControl w:val="1"/>
+              <w:spacing w:before="0" w:after="120" w:line="260" w:lineRule="auto"/>
               <w:rPr>
                 <w:rFonts w:ascii="Palatino Linotype" w:hAnsi="Palatino Linotype"/>
                 <w:i/>
                 <w:iCs/>
                 <w:color w:val="FF0000"/>
               </w:rPr>
-              <w:pStyle w:val="Normal"/>
-              <w:spacing w:before="0" w:after="120" w:line="260" w:lineRule="auto"/>
-              <w:widowControl w:val="1"/>
-              <w:keepLines/>
             </w:pPr>
             <w:r>
               <w:rPr>
@@ -2023,7 +1073,7 @@
                 <w:sz w:val="23"/>
                 <w:szCs w:val="23"/>
               </w:rPr>
-              <w:t xml:space="preserve">Response 6: Section 6.4 now exercises partition, shore-side revocation and later reconciliation. The UUV receives at 600 s a key revocation effective at 240 s. Three event intervals ending before, overlapping and starting after that time produce historical eligibility, quarantine and rejection. A decision at 420 s can be locally delegated but retrospectively conflict with global revocation; a decision at 540 s is denied because the local envelope expired at 480 s. This separates event time, local knowledge and audit judgment.</w:t>
+              <w:t xml:space="preserve">Response 6: Section 6.4 now uses a partition, key-revocation and reconciliation case that distinguishes local authorization from later audit decisions. Table 8 compares the structured rule with a mean-score baseline and a scalar policy using the same veto rules; the latter gives the same outcomes. Sections 7.3–7.4 connect the case to the ledger design and synthetic replay.</w:t>
             </w:r>
           </w:p>
         </w:tc>
@@ -2039,85 +1089,17 @@
           </w:tcPr>
           <w:p>
             <w:pPr>
+              <w:pStyle w:val="Normal"/>
+              <w:keepNext/>
+              <w:keepLines/>
+              <w:widowControl w:val="1"/>
+              <w:spacing w:before="0" w:after="120" w:line="260" w:lineRule="auto"/>
               <w:rPr>
                 <w:rFonts w:ascii="Palatino Linotype" w:hAnsi="Palatino Linotype"/>
                 <w:i/>
                 <w:iCs/>
                 <w:color w:val="FF0000"/>
               </w:rPr>
-              <w:pStyle w:val="Normal"/>
-              <w:spacing w:before="0" w:after="120" w:line="260" w:lineRule="auto"/>
-              <w:widowControl w:val="1"/>
-              <w:keepLines/>
-            </w:pPr>
-            <w:r>
-              <w:rPr>
-                <w:rFonts w:ascii="Palatino Linotype" w:hAnsi="Palatino Linotype"/>
-                <w:color w:val="FF0000"/>
-                <w:sz w:val="23"/>
-                <w:szCs w:val="23"/>
-              </w:rPr>
-              <w:t xml:space="preserve">Table 8 includes the requested scalar comparison. A mean of the same five features yields 0.99, 0.89 and 0.79 and accepts all three at a 0.75 threshold. A veto-aware scalar policy agrees with the structured rule on all outcomes. The result identifies enforcement of temporal authority as the condition that determines the decision.</w:t>
-            </w:r>
-          </w:p>
-        </w:tc>
-      </w:tr>
-      <w:tr>
-        <w:trPr>
-          <w:cantSplit/>
-        </w:trPr>
-        <w:tc>
-          <w:tcPr>
-            <w:tcW w:w="8834" w:type="dxa"/>
-            <w:gridSpan w:val="3"/>
-          </w:tcPr>
-          <w:p>
-            <w:pPr>
-              <w:rPr>
-                <w:rFonts w:ascii="Palatino Linotype" w:hAnsi="Palatino Linotype"/>
-                <w:i/>
-                <w:iCs/>
-                <w:color w:val="FF0000"/>
-              </w:rPr>
-              <w:pStyle w:val="Normal"/>
-              <w:spacing w:before="0" w:after="120" w:line="260" w:lineRule="auto"/>
-              <w:widowControl w:val="1"/>
-              <w:keepLines/>
-            </w:pPr>
-            <w:r>
-              <w:rPr>
-                <w:rFonts w:ascii="Palatino Linotype" w:hAnsi="Palatino Linotype"/>
-                <w:color w:val="FF0000"/>
-                <w:sz w:val="23"/>
-                <w:szCs w:val="23"/>
-              </w:rPr>
-              <w:t xml:space="preserve">We verified the cryptographic bindings and policy rules in a synthetic event replay, including six arrival orders with duplicate delivery and all 16 signer subsets. Sections 7.3–7.4 connect these checks to the specified ledger application and communication budget. The replay tests rule consistency and encoding; it does not measure Fabric or field performance.</w:t>
-            </w:r>
-          </w:p>
-        </w:tc>
-      </w:tr>
-      <w:tr>
-        <w:trPr>
-          <w:cantSplit/>
-        </w:trPr>
-        <w:tc>
-          <w:tcPr>
-            <w:tcW w:w="8834" w:type="dxa"/>
-            <w:gridSpan w:val="3"/>
-          </w:tcPr>
-          <w:p>
-            <w:pPr>
-              <w:rPr>
-                <w:rFonts w:ascii="Palatino Linotype" w:hAnsi="Palatino Linotype"/>
-                <w:i/>
-                <w:iCs/>
-                <w:color w:val="FF0000"/>
-              </w:rPr>
-              <w:pStyle w:val="Normal"/>
-              <w:spacing w:before="0" w:after="120" w:line="260" w:lineRule="auto"/>
-              <w:widowControl w:val="1"/>
-              <w:keepNext/>
-              <w:keepLines/>
             </w:pPr>
             <w:r>
               <w:rPr>
@@ -2142,16 +1124,16 @@
           </w:tcPr>
           <w:p>
             <w:pPr>
+              <w:pStyle w:val="Normal"/>
+              <w:keepLines/>
+              <w:widowControl w:val="1"/>
+              <w:spacing w:before="0" w:after="120" w:line="260" w:lineRule="auto"/>
               <w:rPr>
                 <w:rFonts w:ascii="Palatino Linotype" w:hAnsi="Palatino Linotype"/>
                 <w:i/>
                 <w:iCs/>
                 <w:color w:val="FF0000"/>
               </w:rPr>
-              <w:pStyle w:val="Normal"/>
-              <w:spacing w:before="0" w:after="120" w:line="260" w:lineRule="auto"/>
-              <w:widowControl w:val="1"/>
-              <w:keepLines/>
             </w:pPr>
             <w:r>
               <w:rPr>
@@ -2160,7 +1142,7 @@
                 <w:sz w:val="23"/>
                 <w:szCs w:val="23"/>
               </w:rPr>
-              <w:t xml:space="preserve">Response 7: Section 9.2 reformulates the propositions as comparisons with explicit null or adverse outcomes. P1 now requires a tuned scalar comparator with the same complete evidence, action set, veto rules and tuning budget. It can fail when the comparator performs equally well or better; the worked example explicitly demonstrates an equality case.</w:t>
+              <w:t xml:space="preserve">Response 7: Section 9.2 now gives explicit null or adverse outcomes for the propositions. P1 uses a scalar baseline with the same evidence and decision rules, while P5 compares the ledger and witnessed log under matched governance and workload conditions. Section 7.4 adds a partition and quorum sensitivity analysis using stated delay assumptions, including conditions that favor the log.</w:t>
             </w:r>
           </w:p>
         </w:tc>
@@ -2176,85 +1158,17 @@
           </w:tcPr>
           <w:p>
             <w:pPr>
+              <w:pStyle w:val="Normal"/>
+              <w:keepNext/>
+              <w:keepLines/>
+              <w:widowControl w:val="1"/>
+              <w:spacing w:before="0" w:after="120" w:line="260" w:lineRule="auto"/>
               <w:rPr>
                 <w:rFonts w:ascii="Palatino Linotype" w:hAnsi="Palatino Linotype"/>
                 <w:i/>
                 <w:iCs/>
                 <w:color w:val="FF0000"/>
               </w:rPr>
-              <w:pStyle w:val="Normal"/>
-              <w:spacing w:before="0" w:after="120" w:line="260" w:lineRule="auto"/>
-              <w:widowControl w:val="1"/>
-              <w:keepLines/>
-            </w:pPr>
-            <w:r>
-              <w:rPr>
-                <w:rFonts w:ascii="Palatino Linotype" w:hAnsi="Palatino Linotype"/>
-                <w:color w:val="FF0000"/>
-                <w:sz w:val="23"/>
-                <w:szCs w:val="23"/>
-              </w:rPr>
-              <w:t xml:space="preserve">P5 now compares the ledger with a policy-validating independently witnessed log under matched fault domains, quorum, rules, retention and workload. It varies validator count, partition duration, load and backlog, and tests timely mutually verifiable decisions or recovery completeness at a fixed resource budget. Equal safety with greater ledger cost or lower availability refutes the proposed advantage in that regime.</w:t>
-            </w:r>
-          </w:p>
-        </w:tc>
-      </w:tr>
-      <w:tr>
-        <w:trPr>
-          <w:cantSplit/>
-        </w:trPr>
-        <w:tc>
-          <w:tcPr>
-            <w:tcW w:w="8834" w:type="dxa"/>
-            <w:gridSpan w:val="3"/>
-          </w:tcPr>
-          <w:p>
-            <w:pPr>
-              <w:rPr>
-                <w:rFonts w:ascii="Palatino Linotype" w:hAnsi="Palatino Linotype"/>
-                <w:i/>
-                <w:iCs/>
-                <w:color w:val="FF0000"/>
-              </w:rPr>
-              <w:pStyle w:val="Normal"/>
-              <w:spacing w:before="0" w:after="120" w:line="260" w:lineRule="auto"/>
-              <w:widowControl w:val="1"/>
-              <w:keepLines/>
-            </w:pPr>
-            <w:r>
-              <w:rPr>
-                <w:rFonts w:ascii="Palatino Linotype" w:hAnsi="Palatino Linotype"/>
-                <w:color w:val="FF0000"/>
-                <w:sz w:val="23"/>
-                <w:szCs w:val="23"/>
-              </w:rPr>
-              <w:t xml:space="preserve">Section 7.4 supplies an illustrative sensitivity calculation over 63 configurations. With assumed post-contact delays of 2 s and 1 s and a 60 s deadline, the partition limits are 58 s for the ledger path and 59 s for the log path when quorum is reachable. These are explicit scenario assumptions, not measured thresholds. They demonstrate how the comparison can favor the log and define what a subsequent implementation study must measure. P2–P4 and P6 also now state informative failure conditions.</w:t>
-            </w:r>
-          </w:p>
-        </w:tc>
-      </w:tr>
-      <w:tr>
-        <w:trPr>
-          <w:cantSplit/>
-        </w:trPr>
-        <w:tc>
-          <w:tcPr>
-            <w:tcW w:w="8834" w:type="dxa"/>
-            <w:gridSpan w:val="3"/>
-          </w:tcPr>
-          <w:p>
-            <w:pPr>
-              <w:rPr>
-                <w:rFonts w:ascii="Palatino Linotype" w:hAnsi="Palatino Linotype"/>
-                <w:i/>
-                <w:iCs/>
-                <w:color w:val="FF0000"/>
-              </w:rPr>
-              <w:pStyle w:val="Normal"/>
-              <w:spacing w:before="0" w:after="120" w:line="260" w:lineRule="auto"/>
-              <w:widowControl w:val="1"/>
-              <w:keepNext/>
-              <w:keepLines/>
             </w:pPr>
             <w:r>
               <w:rPr>
@@ -2279,16 +1193,16 @@
           </w:tcPr>
           <w:p>
             <w:pPr>
+              <w:pStyle w:val="Normal"/>
+              <w:keepLines/>
+              <w:widowControl w:val="1"/>
+              <w:spacing w:before="0" w:after="120" w:line="260" w:lineRule="auto"/>
               <w:rPr>
                 <w:rFonts w:ascii="Palatino Linotype" w:hAnsi="Palatino Linotype"/>
                 <w:i/>
                 <w:iCs/>
                 <w:color w:val="FF0000"/>
               </w:rPr>
-              <w:pStyle w:val="Normal"/>
-              <w:spacing w:before="0" w:after="120" w:line="260" w:lineRule="auto"/>
-              <w:widowControl w:val="1"/>
-              <w:keepLines/>
             </w:pPr>
             <w:r>
               <w:rPr>
@@ -2297,7 +1211,7 @@
                 <w:sz w:val="23"/>
                 <w:szCs w:val="23"/>
               </w:rPr>
-              <w:t xml:space="preserve">Response 8: The manuscript has been shortened from approximately 13,389 to 9,570 words using the same source-text counting procedure, a reduction of 28.5%. The estimate excludes the bibliography. We consolidated repeated explanations and qualifications while retaining the full-text mapping, comparative synthesis and sensitivity analyses. The core OAL vocabulary and appraisal/decision distinction are retained.</w:t>
+              <w:t xml:space="preserve">Response 8: The manuscript has been shortened by approximately 28.5%, from 13,389 to 9,570 words using the same counting method, excluding references. Repeated explanations and qualifications have been consolidated, the duplicate calibration statement removed, and Section 10 retitled “Limitations”.</w:t>
             </w:r>
           </w:p>
         </w:tc>
@@ -2313,51 +1227,17 @@
           </w:tcPr>
           <w:p>
             <w:pPr>
+              <w:pStyle w:val="Normal"/>
+              <w:keepNext w:val="1"/>
+              <w:keepLines/>
+              <w:widowControl w:val="1"/>
+              <w:spacing w:before="0" w:after="120" w:line="260" w:lineRule="auto"/>
               <w:rPr>
                 <w:rFonts w:ascii="Palatino Linotype" w:hAnsi="Palatino Linotype"/>
                 <w:i/>
                 <w:iCs/>
                 <w:color w:val="FF0000"/>
               </w:rPr>
-              <w:pStyle w:val="Normal"/>
-              <w:spacing w:before="0" w:after="120" w:line="260" w:lineRule="auto"/>
-              <w:widowControl w:val="1"/>
-              <w:keepLines/>
-            </w:pPr>
-            <w:r>
-              <w:rPr>
-                <w:rFonts w:ascii="Palatino Linotype" w:hAnsi="Palatino Linotype"/>
-                <w:color w:val="FF0000"/>
-                <w:sz w:val="23"/>
-                <w:szCs w:val="23"/>
-              </w:rPr>
-              <w:t xml:space="preserve">Section 10 is now titled “Limitations” and collects coverage, coding, inference, implementation, cryptographic and transfer limits. The duplicate calibration statement is removed; Section 3.2 states the probabilistic-interpretation requirement once. The discussion and conclusion have been rewritten around the supported synthesis, concrete case and remaining comparative tests.</w:t>
-            </w:r>
-          </w:p>
-        </w:tc>
-      </w:tr>
-      <w:tr>
-        <w:trPr>
-          <w:cantSplit/>
-        </w:trPr>
-        <w:tc>
-          <w:tcPr>
-            <w:tcW w:w="8834" w:type="dxa"/>
-            <w:gridSpan w:val="3"/>
-          </w:tcPr>
-          <w:p>
-            <w:pPr>
-              <w:rPr>
-                <w:rFonts w:ascii="Palatino Linotype" w:hAnsi="Palatino Linotype"/>
-                <w:i/>
-                <w:iCs/>
-                <w:color w:val="FF0000"/>
-              </w:rPr>
-              <w:pStyle w:val="Normal"/>
-              <w:spacing w:before="0" w:after="120" w:line="260" w:lineRule="auto"/>
-              <w:widowControl w:val="1"/>
-              <w:keepLines/>
-              <w:keepNext w:val="1"/>
             </w:pPr>
             <w:r>
               <w:rPr>
@@ -2369,29 +1249,18 @@
               <w:t xml:space="preserve">Comment 9: There are some minor typos.</w:t>
             </w:r>
           </w:p>
-        </w:tc>
-      </w:tr>
-      <w:tr>
-        <w:trPr>
-          <w:cantSplit/>
-        </w:trPr>
-        <w:tc>
-          <w:tcPr>
-            <w:tcW w:w="8834" w:type="dxa"/>
-            <w:gridSpan w:val="3"/>
-          </w:tcPr>
           <w:p>
             <w:pPr>
+              <w:pStyle w:val="Normal"/>
+              <w:keepLines/>
+              <w:widowControl w:val="1"/>
+              <w:spacing w:before="0" w:after="120" w:line="260" w:lineRule="auto"/>
               <w:rPr>
                 <w:rFonts w:ascii="Palatino Linotype" w:hAnsi="Palatino Linotype"/>
                 <w:i/>
                 <w:iCs/>
                 <w:color w:val="FF0000"/>
               </w:rPr>
-              <w:pStyle w:val="Normal"/>
-              <w:spacing w:before="0" w:after="120" w:line="260" w:lineRule="auto"/>
-              <w:widowControl w:val="1"/>
-              <w:keepLines/>
             </w:pPr>
             <w:r>
               <w:rPr>
@@ -2416,16 +1285,16 @@
           </w:tcPr>
           <w:p>
             <w:pPr>
+              <w:pStyle w:val="Normal"/>
+              <w:keepLines/>
+              <w:widowControl w:val="1"/>
+              <w:spacing w:before="0" w:after="120" w:line="260" w:lineRule="auto"/>
               <w:rPr>
                 <w:rFonts w:ascii="Palatino Linotype" w:hAnsi="Palatino Linotype"/>
                 <w:i/>
                 <w:iCs/>
                 <w:color w:val="FF0000"/>
               </w:rPr>
-              <w:pStyle w:val="Normal"/>
-              <w:spacing w:before="0" w:after="120" w:line="260" w:lineRule="auto"/>
-              <w:widowControl w:val="1"/>
-              <w:keepLines/>
             </w:pPr>
             <w:r>
               <w:rPr>
@@ -2450,16 +1319,16 @@
           </w:tcPr>
           <w:p>
             <w:pPr>
+              <w:pStyle w:val="Normal"/>
+              <w:keepLines/>
+              <w:widowControl w:val="1"/>
+              <w:spacing w:before="0" w:after="120" w:line="260" w:lineRule="auto"/>
               <w:rPr>
                 <w:rFonts w:ascii="Palatino Linotype" w:hAnsi="Palatino Linotype"/>
                 <w:i/>
                 <w:iCs/>
                 <w:color w:val="FF0000"/>
               </w:rPr>
-              <w:pStyle w:val="Normal"/>
-              <w:spacing w:before="0" w:after="120" w:line="260" w:lineRule="auto"/>
-              <w:widowControl w:val="1"/>
-              <w:keepLines/>
             </w:pPr>
             <w:r>
               <w:rPr>
@@ -2484,17 +1353,17 @@
           </w:tcPr>
           <w:p>
             <w:pPr>
+              <w:pStyle w:val="Normal"/>
+              <w:keepNext/>
+              <w:keepLines/>
+              <w:widowControl w:val="1"/>
+              <w:spacing w:before="0" w:after="120" w:line="260" w:lineRule="auto"/>
               <w:rPr>
                 <w:rFonts w:ascii="Palatino Linotype" w:hAnsi="Palatino Linotype"/>
                 <w:i/>
                 <w:iCs/>
                 <w:color w:val="FF0000"/>
               </w:rPr>
-              <w:pStyle w:val="Normal"/>
-              <w:spacing w:before="0" w:after="120" w:line="260" w:lineRule="auto"/>
-              <w:widowControl w:val="1"/>
-              <w:keepNext/>
-              <w:keepLines/>
             </w:pPr>
             <w:r>
               <w:rPr>
@@ -2519,16 +1388,16 @@
           </w:tcPr>
           <w:p>
             <w:pPr>
+              <w:pStyle w:val="Normal"/>
+              <w:keepLines/>
+              <w:widowControl w:val="1"/>
+              <w:spacing w:before="0" w:after="120" w:line="260" w:lineRule="auto"/>
               <w:rPr>
                 <w:rFonts w:ascii="Palatino Linotype" w:hAnsi="Palatino Linotype"/>
                 <w:i/>
                 <w:iCs/>
                 <w:color w:val="FF0000"/>
               </w:rPr>
-              <w:pStyle w:val="Normal"/>
-              <w:spacing w:before="0" w:after="120" w:line="260" w:lineRule="auto"/>
-              <w:widowControl w:val="1"/>
-              <w:keepLines/>
             </w:pPr>
             <w:r>
               <w:rPr>
@@ -2537,250 +1406,7 @@
                 <w:sz w:val="23"/>
                 <w:szCs w:val="23"/>
               </w:rPr>
-              <w:t xml:space="preserve">Response 9: The original figures were prepared in Visio and exported to PDF with vector text and diagram geometry. We have revised the editable source to enlarge labels and improve spacing in Figures 1, 4, 5, and 6 while retaining their original visual structure, and checked the revised exports at their final size in the manuscript. Figure 2 now uses “Mission-use Suitability”; Figure 4 uses “Causal hypotheses”, “Benign degradation” and “Causes may coexist”. Figure 3 retains the OAL schematic alongside the populated coverage heatmap. Figure 5 is placed with the CTG discussion on a text page.</w:t>
-            </w:r>
-          </w:p>
-        </w:tc>
-      </w:tr>
-      <w:tr>
-        <w:trPr>
-          <w:cantSplit/>
-        </w:trPr>
-        <w:tc>
-          <w:tcPr>
-            <w:tcW w:w="8834" w:type="dxa"/>
-            <w:gridSpan w:val="3"/>
-          </w:tcPr>
-          <w:p>
-            <w:pPr>
-              <w:rPr>
-                <w:rFonts w:ascii="Palatino Linotype" w:hAnsi="Palatino Linotype"/>
-                <w:i/>
-                <w:iCs/>
-                <w:color w:val="FF0000"/>
-              </w:rPr>
-              <w:pStyle w:val="Normal"/>
-              <w:spacing w:before="0" w:after="120" w:line="260" w:lineRule="auto"/>
-              <w:widowControl w:val="1"/>
-              <w:keepLines/>
-            </w:pPr>
-            <w:r>
-              <w:rPr>
-                <w:rFonts w:ascii="Palatino Linotype" w:hAnsi="Palatino Linotype"/>
-                <w:color w:val="FF0000"/>
-                <w:sz w:val="23"/>
-                <w:szCs w:val="23"/>
-              </w:rPr>
-              <w:t xml:space="preserve">In Figure 7, the six photo-realistic illustrations have been replaced with text-and-box diagrams showing the inputs, reasoning or evaluation, and outputs associated with each evidence form. The six equal panels and category colors are retained. All diagram elements are native Visio text boxes and connecting arrows; no photographic, stock or generated-image assets are used.</w:t>
-            </w:r>
-          </w:p>
-        </w:tc>
-      </w:tr>
-      <w:tr>
-        <w:trPr>
-          <w:cantSplit/>
-        </w:trPr>
-        <w:tc>
-          <w:tcPr>
-            <w:tcW w:w="8834" w:type="dxa"/>
-            <w:gridSpan w:val="3"/>
-          </w:tcPr>
-          <w:p>
-            <w:pPr>
-              <w:rPr>
-                <w:rFonts w:ascii="Palatino Linotype" w:hAnsi="Palatino Linotype"/>
-                <w:i/>
-                <w:iCs/>
-                <w:color w:val="FF0000"/>
-              </w:rPr>
-              <w:pStyle w:val="Normal"/>
-              <w:spacing w:before="0" w:after="120" w:line="260" w:lineRule="auto"/>
-              <w:widowControl w:val="1"/>
-              <w:keepLines/>
-            </w:pPr>
-            <w:r>
-              <w:rPr>
-                <w:rFonts w:ascii="Palatino Linotype" w:hAnsi="Palatino Linotype"/>
-                <w:color w:val="FF0000"/>
-                <w:sz w:val="23"/>
-                <w:szCs w:val="23"/>
-              </w:rPr>
-              <w:t xml:space="preserve">The bibliography contains 123 cited entries. Mui et al. is dated 2002, the stray leading “1” is removed from the Kshetri title, and conference booktitles no longer duplicate “Proceedings of”. The Fabric title and ARCADIAN-IoT print year are corrected. The Varshosaz article is cited by its 2020 journal issue. Section 2 and Table 2 identify the 39 studies used for numerical coding; the remaining references support context, foundations, standards and evaluation resources.</w:t>
-            </w:r>
-          </w:p>
-        </w:tc>
-      </w:tr>
-      <w:tr>
-        <w:trPr>
-          <w:cantSplit/>
-        </w:trPr>
-        <w:tc>
-          <w:tcPr>
-            <w:tcW w:w="8834" w:type="dxa"/>
-            <w:gridSpan w:val="3"/>
-          </w:tcPr>
-          <w:p>
-            <w:pPr>
-              <w:rPr>
-                <w:rFonts w:ascii="Palatino Linotype" w:hAnsi="Palatino Linotype"/>
-                <w:i/>
-                <w:iCs/>
-                <w:color w:val="FF0000"/>
-              </w:rPr>
-              <w:pStyle w:val="Normal"/>
-              <w:spacing w:before="0" w:after="120" w:line="260" w:lineRule="auto"/>
-              <w:widowControl w:val="1"/>
-              <w:keepNext/>
-              <w:keepLines/>
-            </w:pPr>
-            <w:r>
-              <w:rPr>
-                <w:rFonts w:ascii="Palatino Linotype" w:hAnsi="Palatino Linotype"/>
-                <w:color w:val="000000"/>
-                <w:b/>
-                <w:sz w:val="23"/>
-                <w:szCs w:val="23"/>
-              </w:rPr>
-              <w:t xml:space="preserve">4. Response to Comments on the Quality of English Language</w:t>
-            </w:r>
-          </w:p>
-        </w:tc>
-      </w:tr>
-      <w:tr>
-        <w:trPr>
-          <w:cantSplit/>
-        </w:trPr>
-        <w:tc>
-          <w:tcPr>
-            <w:tcW w:w="8834" w:type="dxa"/>
-            <w:gridSpan w:val="3"/>
-          </w:tcPr>
-          <w:p>
-            <w:pPr>
-              <w:rPr>
-                <w:rFonts w:ascii="Palatino Linotype" w:hAnsi="Palatino Linotype"/>
-                <w:i/>
-                <w:iCs/>
-                <w:color w:val="FF0000"/>
-              </w:rPr>
-              <w:pStyle w:val="Normal"/>
-              <w:spacing w:before="0" w:after="120" w:line="260" w:lineRule="auto"/>
-              <w:widowControl w:val="1"/>
-              <w:keepNext/>
-              <w:keepLines/>
-            </w:pPr>
-            <w:r>
-              <w:rPr>
-                <w:rFonts w:ascii="Palatino Linotype" w:hAnsi="Palatino Linotype"/>
-                <w:color w:val="000000"/>
-                <w:sz w:val="23"/>
-                <w:szCs w:val="23"/>
-              </w:rPr>
-              <w:t xml:space="preserve">The English is fine and does not require any improvement.</w:t>
-            </w:r>
-          </w:p>
-        </w:tc>
-      </w:tr>
-      <w:tr>
-        <w:trPr>
-          <w:cantSplit/>
-        </w:trPr>
-        <w:tc>
-          <w:tcPr>
-            <w:tcW w:w="8834" w:type="dxa"/>
-            <w:gridSpan w:val="3"/>
-          </w:tcPr>
-          <w:p>
-            <w:pPr>
-              <w:rPr>
-                <w:rFonts w:ascii="Palatino Linotype" w:hAnsi="Palatino Linotype"/>
-                <w:i/>
-                <w:iCs/>
-                <w:color w:val="FF0000"/>
-              </w:rPr>
-              <w:pStyle w:val="Normal"/>
-              <w:spacing w:before="0" w:after="120" w:line="260" w:lineRule="auto"/>
-              <w:widowControl w:val="1"/>
-              <w:keepLines/>
-            </w:pPr>
-            <w:r>
-              <w:rPr>
-                <w:rFonts w:ascii="Palatino Linotype" w:hAnsi="Palatino Linotype"/>
-                <w:color w:val="FF0000"/>
-                <w:sz w:val="23"/>
-                <w:szCs w:val="23"/>
-              </w:rPr>
-              <w:t xml:space="preserve">Response: Thank you for this assessment. We have corrected the figure wording and typographical issues identified in Comment 9 and checked terminology for consistency.</w:t>
-            </w:r>
-          </w:p>
-        </w:tc>
-      </w:tr>
-      <w:tr>
-        <w:trPr>
-          <w:cantSplit/>
-        </w:trPr>
-        <w:tc>
-          <w:tcPr>
-            <w:tcW w:w="8834" w:type="dxa"/>
-            <w:gridSpan w:val="3"/>
-          </w:tcPr>
-          <w:p>
-            <w:pPr>
-              <w:rPr>
-                <w:rFonts w:ascii="Palatino Linotype" w:hAnsi="Palatino Linotype"/>
-                <w:i/>
-                <w:iCs/>
-                <w:color w:val="FF0000"/>
-              </w:rPr>
-              <w:pStyle w:val="Normal"/>
-              <w:spacing w:before="0" w:after="120" w:line="260" w:lineRule="auto"/>
-              <w:widowControl w:val="1"/>
-              <w:keepNext/>
-              <w:keepLines/>
-            </w:pPr>
-            <w:r>
-              <w:rPr>
-                <w:rFonts w:ascii="Palatino Linotype" w:hAnsi="Palatino Linotype"/>
-                <w:color w:val="000000"/>
-                <w:b/>
-                <w:sz w:val="23"/>
-                <w:szCs w:val="23"/>
-              </w:rPr>
-              <w:t xml:space="preserve">5. Additional clarifications</w:t>
-            </w:r>
-          </w:p>
-        </w:tc>
-      </w:tr>
-      <w:tr>
-        <w:trPr>
-          <w:cantSplit/>
-        </w:trPr>
-        <w:tc>
-          <w:tcPr>
-            <w:tcW w:w="8834" w:type="dxa"/>
-            <w:gridSpan w:val="3"/>
-          </w:tcPr>
-          <w:p>
-            <w:pPr>
-              <w:rPr>
-                <w:rFonts w:ascii="Palatino Linotype" w:hAnsi="Palatino Linotype"/>
-                <w:i/>
-                <w:iCs/>
-                <w:color w:val="FF0000"/>
-              </w:rPr>
-              <w:pStyle w:val="Normal"/>
-              <w:spacing w:before="0" w:after="120" w:line="260" w:lineRule="auto"/>
-              <w:widowControl w:val="1"/>
-              <w:keepLines/>
-            </w:pPr>
-            <w:r>
-              <w:rPr>
-                <w:rFonts w:ascii="Palatino Linotype" w:hAnsi="Palatino Linotype"/>
-                <w:color w:val="FF0000"/>
-                <w:sz w:val="23"/>
-                <w:szCs w:val="23"/>
-              </w:rPr>
-              <w:t xml:space="preserve">The analytical results concern literature coding, deterministic policy checks and application-byte calculations. Fabric deployment and integrated mission trials are proposed validation steps.</w:t>
+              <w:t xml:space="preserve">Response 9: We corrected the figure typos and enlarged labels and spacing in Figures 1, 4, 5 and 6, retaining vector text and diagram geometry in the PDF exports. Figure 7 now uses native Visio text-and-box diagrams, with no photographic, stock or generated-image assets. The cited reference errors, including the Mui year, stray “1” and duplicated “Proceedings of”, have been corrected.</w:t>
             </w:r>
           </w:p>
         </w:tc>
